--- a/manuscript/unityEQE_v25_ko.docx
+++ b/manuscript/unityEQE_v25_ko.docx
@@ -901,6 +901,7 @@
     <w:tbl>
       <w:tblPr>
         <w:tblW w:type="auto" w:w="0"/>
+        <w:tblLayout w:type="fixed"/>
         <w:tblLook w:firstColumn="1" w:firstRow="1" w:lastColumn="0" w:lastRow="0" w:noHBand="0" w:noVBand="1" w:val="04A0"/>
       </w:tblPr>
       <w:tblGrid>
@@ -916,7 +917,7 @@
       <w:tr>
         <w:tc>
           <w:tcPr>
-            <w:tcW w:type="dxa" w:w="1128"/>
+            <w:tcW w:type="dxa" w:w="1080"/>
           </w:tcPr>
           <w:p>
             <w:r/>
@@ -931,7 +932,7 @@
         </w:tc>
         <w:tc>
           <w:tcPr>
-            <w:tcW w:type="dxa" w:w="1128"/>
+            <w:tcW w:type="dxa" w:w="1008"/>
           </w:tcPr>
           <w:p>
             <w:r/>
@@ -946,7 +947,7 @@
         </w:tc>
         <w:tc>
           <w:tcPr>
-            <w:tcW w:type="dxa" w:w="1128"/>
+            <w:tcW w:type="dxa" w:w="720"/>
           </w:tcPr>
           <w:p>
             <w:r/>
@@ -961,7 +962,7 @@
         </w:tc>
         <w:tc>
           <w:tcPr>
-            <w:tcW w:type="dxa" w:w="1128"/>
+            <w:tcW w:type="dxa" w:w="1656"/>
           </w:tcPr>
           <w:p>
             <w:r/>
@@ -976,7 +977,7 @@
         </w:tc>
         <w:tc>
           <w:tcPr>
-            <w:tcW w:type="dxa" w:w="1128"/>
+            <w:tcW w:type="dxa" w:w="1440"/>
           </w:tcPr>
           <w:p>
             <w:r/>
@@ -991,7 +992,7 @@
         </w:tc>
         <w:tc>
           <w:tcPr>
-            <w:tcW w:type="dxa" w:w="1128"/>
+            <w:tcW w:type="dxa" w:w="864"/>
           </w:tcPr>
           <w:p>
             <w:r/>
@@ -1006,7 +1007,7 @@
         </w:tc>
         <w:tc>
           <w:tcPr>
-            <w:tcW w:type="dxa" w:w="1128"/>
+            <w:tcW w:type="dxa" w:w="1512"/>
           </w:tcPr>
           <w:p>
             <w:r/>
@@ -1021,7 +1022,7 @@
         </w:tc>
         <w:tc>
           <w:tcPr>
-            <w:tcW w:type="dxa" w:w="1128"/>
+            <w:tcW w:type="dxa" w:w="1512"/>
           </w:tcPr>
           <w:p>
             <w:r/>
@@ -1038,7 +1039,7 @@
       <w:tr>
         <w:tc>
           <w:tcPr>
-            <w:tcW w:type="dxa" w:w="1128"/>
+            <w:tcW w:type="dxa" w:w="1080"/>
           </w:tcPr>
           <w:p>
             <w:r/>
@@ -1053,7 +1054,7 @@
         </w:tc>
         <w:tc>
           <w:tcPr>
-            <w:tcW w:type="dxa" w:w="1128"/>
+            <w:tcW w:type="dxa" w:w="1008"/>
           </w:tcPr>
           <w:p>
             <w:r/>
@@ -1068,7 +1069,7 @@
         </w:tc>
         <w:tc>
           <w:tcPr>
-            <w:tcW w:type="dxa" w:w="1128"/>
+            <w:tcW w:type="dxa" w:w="720"/>
           </w:tcPr>
           <w:p>
             <w:r/>
@@ -1083,7 +1084,7 @@
         </w:tc>
         <w:tc>
           <w:tcPr>
-            <w:tcW w:type="dxa" w:w="1128"/>
+            <w:tcW w:type="dxa" w:w="1656"/>
           </w:tcPr>
           <w:p>
             <w:r/>
@@ -1098,7 +1099,7 @@
         </w:tc>
         <w:tc>
           <w:tcPr>
-            <w:tcW w:type="dxa" w:w="1128"/>
+            <w:tcW w:type="dxa" w:w="1440"/>
           </w:tcPr>
           <w:p>
             <w:r/>
@@ -1113,7 +1114,7 @@
         </w:tc>
         <w:tc>
           <w:tcPr>
-            <w:tcW w:type="dxa" w:w="1128"/>
+            <w:tcW w:type="dxa" w:w="864"/>
           </w:tcPr>
           <w:p>
             <w:r/>
@@ -1128,7 +1129,7 @@
         </w:tc>
         <w:tc>
           <w:tcPr>
-            <w:tcW w:type="dxa" w:w="1128"/>
+            <w:tcW w:type="dxa" w:w="1512"/>
           </w:tcPr>
           <w:p>
             <w:r/>
@@ -1143,7 +1144,7 @@
         </w:tc>
         <w:tc>
           <w:tcPr>
-            <w:tcW w:type="dxa" w:w="1128"/>
+            <w:tcW w:type="dxa" w:w="1512"/>
           </w:tcPr>
           <w:p>
             <w:r/>
@@ -1160,7 +1161,7 @@
       <w:tr>
         <w:tc>
           <w:tcPr>
-            <w:tcW w:type="dxa" w:w="1128"/>
+            <w:tcW w:type="dxa" w:w="1080"/>
           </w:tcPr>
           <w:p>
             <w:r/>
@@ -1175,7 +1176,7 @@
         </w:tc>
         <w:tc>
           <w:tcPr>
-            <w:tcW w:type="dxa" w:w="1128"/>
+            <w:tcW w:type="dxa" w:w="1008"/>
           </w:tcPr>
           <w:p>
             <w:r/>
@@ -1190,7 +1191,7 @@
         </w:tc>
         <w:tc>
           <w:tcPr>
-            <w:tcW w:type="dxa" w:w="1128"/>
+            <w:tcW w:type="dxa" w:w="720"/>
           </w:tcPr>
           <w:p>
             <w:r/>
@@ -1205,7 +1206,7 @@
         </w:tc>
         <w:tc>
           <w:tcPr>
-            <w:tcW w:type="dxa" w:w="1128"/>
+            <w:tcW w:type="dxa" w:w="1656"/>
           </w:tcPr>
           <w:p>
             <w:r/>
@@ -1220,7 +1221,7 @@
         </w:tc>
         <w:tc>
           <w:tcPr>
-            <w:tcW w:type="dxa" w:w="1128"/>
+            <w:tcW w:type="dxa" w:w="1440"/>
           </w:tcPr>
           <w:p>
             <w:r/>
@@ -1235,7 +1236,7 @@
         </w:tc>
         <w:tc>
           <w:tcPr>
-            <w:tcW w:type="dxa" w:w="1128"/>
+            <w:tcW w:type="dxa" w:w="864"/>
           </w:tcPr>
           <w:p>
             <w:r/>
@@ -1250,7 +1251,7 @@
         </w:tc>
         <w:tc>
           <w:tcPr>
-            <w:tcW w:type="dxa" w:w="1128"/>
+            <w:tcW w:type="dxa" w:w="1512"/>
           </w:tcPr>
           <w:p>
             <w:r/>
@@ -1265,7 +1266,7 @@
         </w:tc>
         <w:tc>
           <w:tcPr>
-            <w:tcW w:type="dxa" w:w="1128"/>
+            <w:tcW w:type="dxa" w:w="1512"/>
           </w:tcPr>
           <w:p>
             <w:r/>
@@ -1282,7 +1283,7 @@
       <w:tr>
         <w:tc>
           <w:tcPr>
-            <w:tcW w:type="dxa" w:w="1128"/>
+            <w:tcW w:type="dxa" w:w="1080"/>
           </w:tcPr>
           <w:p>
             <w:r/>
@@ -1297,7 +1298,7 @@
         </w:tc>
         <w:tc>
           <w:tcPr>
-            <w:tcW w:type="dxa" w:w="1128"/>
+            <w:tcW w:type="dxa" w:w="1008"/>
           </w:tcPr>
           <w:p>
             <w:r/>
@@ -1312,7 +1313,7 @@
         </w:tc>
         <w:tc>
           <w:tcPr>
-            <w:tcW w:type="dxa" w:w="1128"/>
+            <w:tcW w:type="dxa" w:w="720"/>
           </w:tcPr>
           <w:p>
             <w:r/>
@@ -1327,7 +1328,7 @@
         </w:tc>
         <w:tc>
           <w:tcPr>
-            <w:tcW w:type="dxa" w:w="1128"/>
+            <w:tcW w:type="dxa" w:w="1656"/>
           </w:tcPr>
           <w:p>
             <w:r/>
@@ -1342,7 +1343,7 @@
         </w:tc>
         <w:tc>
           <w:tcPr>
-            <w:tcW w:type="dxa" w:w="1128"/>
+            <w:tcW w:type="dxa" w:w="1440"/>
           </w:tcPr>
           <w:p>
             <w:r/>
@@ -1357,7 +1358,7 @@
         </w:tc>
         <w:tc>
           <w:tcPr>
-            <w:tcW w:type="dxa" w:w="1128"/>
+            <w:tcW w:type="dxa" w:w="864"/>
           </w:tcPr>
           <w:p>
             <w:r/>
@@ -1372,7 +1373,7 @@
         </w:tc>
         <w:tc>
           <w:tcPr>
-            <w:tcW w:type="dxa" w:w="1128"/>
+            <w:tcW w:type="dxa" w:w="1512"/>
           </w:tcPr>
           <w:p>
             <w:r/>
@@ -1387,7 +1388,7 @@
         </w:tc>
         <w:tc>
           <w:tcPr>
-            <w:tcW w:type="dxa" w:w="1128"/>
+            <w:tcW w:type="dxa" w:w="1512"/>
           </w:tcPr>
           <w:p>
             <w:r/>
@@ -1404,7 +1405,7 @@
       <w:tr>
         <w:tc>
           <w:tcPr>
-            <w:tcW w:type="dxa" w:w="1128"/>
+            <w:tcW w:type="dxa" w:w="1080"/>
           </w:tcPr>
           <w:p>
             <w:r/>
@@ -1419,7 +1420,7 @@
         </w:tc>
         <w:tc>
           <w:tcPr>
-            <w:tcW w:type="dxa" w:w="1128"/>
+            <w:tcW w:type="dxa" w:w="1008"/>
           </w:tcPr>
           <w:p>
             <w:r/>
@@ -1434,7 +1435,7 @@
         </w:tc>
         <w:tc>
           <w:tcPr>
-            <w:tcW w:type="dxa" w:w="1128"/>
+            <w:tcW w:type="dxa" w:w="720"/>
           </w:tcPr>
           <w:p>
             <w:r/>
@@ -1449,7 +1450,7 @@
         </w:tc>
         <w:tc>
           <w:tcPr>
-            <w:tcW w:type="dxa" w:w="1128"/>
+            <w:tcW w:type="dxa" w:w="1656"/>
           </w:tcPr>
           <w:p>
             <w:r/>
@@ -1464,7 +1465,7 @@
         </w:tc>
         <w:tc>
           <w:tcPr>
-            <w:tcW w:type="dxa" w:w="1128"/>
+            <w:tcW w:type="dxa" w:w="1440"/>
           </w:tcPr>
           <w:p>
             <w:r/>
@@ -1479,7 +1480,7 @@
         </w:tc>
         <w:tc>
           <w:tcPr>
-            <w:tcW w:type="dxa" w:w="1128"/>
+            <w:tcW w:type="dxa" w:w="864"/>
           </w:tcPr>
           <w:p>
             <w:r/>
@@ -1494,7 +1495,7 @@
         </w:tc>
         <w:tc>
           <w:tcPr>
-            <w:tcW w:type="dxa" w:w="1128"/>
+            <w:tcW w:type="dxa" w:w="1512"/>
           </w:tcPr>
           <w:p>
             <w:r/>
@@ -1509,7 +1510,7 @@
         </w:tc>
         <w:tc>
           <w:tcPr>
-            <w:tcW w:type="dxa" w:w="1128"/>
+            <w:tcW w:type="dxa" w:w="1512"/>
           </w:tcPr>
           <w:p>
             <w:r/>
@@ -1526,7 +1527,7 @@
       <w:tr>
         <w:tc>
           <w:tcPr>
-            <w:tcW w:type="dxa" w:w="1128"/>
+            <w:tcW w:type="dxa" w:w="1080"/>
           </w:tcPr>
           <w:p>
             <w:r/>
@@ -1541,7 +1542,7 @@
         </w:tc>
         <w:tc>
           <w:tcPr>
-            <w:tcW w:type="dxa" w:w="1128"/>
+            <w:tcW w:type="dxa" w:w="1008"/>
           </w:tcPr>
           <w:p>
             <w:r/>
@@ -1556,7 +1557,7 @@
         </w:tc>
         <w:tc>
           <w:tcPr>
-            <w:tcW w:type="dxa" w:w="1128"/>
+            <w:tcW w:type="dxa" w:w="720"/>
           </w:tcPr>
           <w:p>
             <w:r/>
@@ -1571,7 +1572,7 @@
         </w:tc>
         <w:tc>
           <w:tcPr>
-            <w:tcW w:type="dxa" w:w="1128"/>
+            <w:tcW w:type="dxa" w:w="1656"/>
           </w:tcPr>
           <w:p>
             <w:r/>
@@ -1586,7 +1587,7 @@
         </w:tc>
         <w:tc>
           <w:tcPr>
-            <w:tcW w:type="dxa" w:w="1128"/>
+            <w:tcW w:type="dxa" w:w="1440"/>
           </w:tcPr>
           <w:p>
             <w:r/>
@@ -1601,7 +1602,7 @@
         </w:tc>
         <w:tc>
           <w:tcPr>
-            <w:tcW w:type="dxa" w:w="1128"/>
+            <w:tcW w:type="dxa" w:w="864"/>
           </w:tcPr>
           <w:p>
             <w:r/>
@@ -1616,7 +1617,7 @@
         </w:tc>
         <w:tc>
           <w:tcPr>
-            <w:tcW w:type="dxa" w:w="1128"/>
+            <w:tcW w:type="dxa" w:w="1512"/>
           </w:tcPr>
           <w:p>
             <w:r/>
@@ -1631,7 +1632,7 @@
         </w:tc>
         <w:tc>
           <w:tcPr>
-            <w:tcW w:type="dxa" w:w="1128"/>
+            <w:tcW w:type="dxa" w:w="1512"/>
           </w:tcPr>
           <w:p>
             <w:r/>
@@ -1648,7 +1649,7 @@
       <w:tr>
         <w:tc>
           <w:tcPr>
-            <w:tcW w:type="dxa" w:w="1128"/>
+            <w:tcW w:type="dxa" w:w="1080"/>
           </w:tcPr>
           <w:p>
             <w:r/>
@@ -1663,7 +1664,7 @@
         </w:tc>
         <w:tc>
           <w:tcPr>
-            <w:tcW w:type="dxa" w:w="1128"/>
+            <w:tcW w:type="dxa" w:w="1008"/>
           </w:tcPr>
           <w:p>
             <w:r/>
@@ -1678,7 +1679,7 @@
         </w:tc>
         <w:tc>
           <w:tcPr>
-            <w:tcW w:type="dxa" w:w="1128"/>
+            <w:tcW w:type="dxa" w:w="720"/>
           </w:tcPr>
           <w:p>
             <w:r/>
@@ -1693,7 +1694,7 @@
         </w:tc>
         <w:tc>
           <w:tcPr>
-            <w:tcW w:type="dxa" w:w="1128"/>
+            <w:tcW w:type="dxa" w:w="1656"/>
           </w:tcPr>
           <w:p>
             <w:r/>
@@ -1708,7 +1709,7 @@
         </w:tc>
         <w:tc>
           <w:tcPr>
-            <w:tcW w:type="dxa" w:w="1128"/>
+            <w:tcW w:type="dxa" w:w="1440"/>
           </w:tcPr>
           <w:p>
             <w:r/>
@@ -1723,7 +1724,7 @@
         </w:tc>
         <w:tc>
           <w:tcPr>
-            <w:tcW w:type="dxa" w:w="1128"/>
+            <w:tcW w:type="dxa" w:w="864"/>
           </w:tcPr>
           <w:p>
             <w:r/>
@@ -1738,7 +1739,7 @@
         </w:tc>
         <w:tc>
           <w:tcPr>
-            <w:tcW w:type="dxa" w:w="1128"/>
+            <w:tcW w:type="dxa" w:w="1512"/>
           </w:tcPr>
           <w:p>
             <w:r/>
@@ -1753,7 +1754,7 @@
         </w:tc>
         <w:tc>
           <w:tcPr>
-            <w:tcW w:type="dxa" w:w="1128"/>
+            <w:tcW w:type="dxa" w:w="1512"/>
           </w:tcPr>
           <w:p>
             <w:r/>
@@ -1770,7 +1771,7 @@
       <w:tr>
         <w:tc>
           <w:tcPr>
-            <w:tcW w:type="dxa" w:w="1128"/>
+            <w:tcW w:type="dxa" w:w="1080"/>
           </w:tcPr>
           <w:p>
             <w:r/>
@@ -1785,7 +1786,7 @@
         </w:tc>
         <w:tc>
           <w:tcPr>
-            <w:tcW w:type="dxa" w:w="1128"/>
+            <w:tcW w:type="dxa" w:w="1008"/>
           </w:tcPr>
           <w:p>
             <w:r/>
@@ -1800,7 +1801,7 @@
         </w:tc>
         <w:tc>
           <w:tcPr>
-            <w:tcW w:type="dxa" w:w="1128"/>
+            <w:tcW w:type="dxa" w:w="720"/>
           </w:tcPr>
           <w:p>
             <w:r/>
@@ -1815,7 +1816,7 @@
         </w:tc>
         <w:tc>
           <w:tcPr>
-            <w:tcW w:type="dxa" w:w="1128"/>
+            <w:tcW w:type="dxa" w:w="1656"/>
           </w:tcPr>
           <w:p>
             <w:r/>
@@ -1830,7 +1831,7 @@
         </w:tc>
         <w:tc>
           <w:tcPr>
-            <w:tcW w:type="dxa" w:w="1128"/>
+            <w:tcW w:type="dxa" w:w="1440"/>
           </w:tcPr>
           <w:p>
             <w:r/>
@@ -1845,7 +1846,7 @@
         </w:tc>
         <w:tc>
           <w:tcPr>
-            <w:tcW w:type="dxa" w:w="1128"/>
+            <w:tcW w:type="dxa" w:w="864"/>
           </w:tcPr>
           <w:p>
             <w:r/>
@@ -1860,7 +1861,7 @@
         </w:tc>
         <w:tc>
           <w:tcPr>
-            <w:tcW w:type="dxa" w:w="1128"/>
+            <w:tcW w:type="dxa" w:w="1512"/>
           </w:tcPr>
           <w:p>
             <w:r/>
@@ -1875,7 +1876,7 @@
         </w:tc>
         <w:tc>
           <w:tcPr>
-            <w:tcW w:type="dxa" w:w="1128"/>
+            <w:tcW w:type="dxa" w:w="1512"/>
           </w:tcPr>
           <w:p>
             <w:r/>
@@ -1892,7 +1893,7 @@
       <w:tr>
         <w:tc>
           <w:tcPr>
-            <w:tcW w:type="dxa" w:w="1128"/>
+            <w:tcW w:type="dxa" w:w="1080"/>
           </w:tcPr>
           <w:p>
             <w:r/>
@@ -1907,7 +1908,7 @@
         </w:tc>
         <w:tc>
           <w:tcPr>
-            <w:tcW w:type="dxa" w:w="1128"/>
+            <w:tcW w:type="dxa" w:w="1008"/>
           </w:tcPr>
           <w:p>
             <w:r/>
@@ -1922,7 +1923,7 @@
         </w:tc>
         <w:tc>
           <w:tcPr>
-            <w:tcW w:type="dxa" w:w="1128"/>
+            <w:tcW w:type="dxa" w:w="720"/>
           </w:tcPr>
           <w:p>
             <w:r/>
@@ -1937,7 +1938,7 @@
         </w:tc>
         <w:tc>
           <w:tcPr>
-            <w:tcW w:type="dxa" w:w="1128"/>
+            <w:tcW w:type="dxa" w:w="1656"/>
           </w:tcPr>
           <w:p>
             <w:r/>
@@ -1952,7 +1953,7 @@
         </w:tc>
         <w:tc>
           <w:tcPr>
-            <w:tcW w:type="dxa" w:w="1128"/>
+            <w:tcW w:type="dxa" w:w="1440"/>
           </w:tcPr>
           <w:p>
             <w:r/>
@@ -1967,7 +1968,7 @@
         </w:tc>
         <w:tc>
           <w:tcPr>
-            <w:tcW w:type="dxa" w:w="1128"/>
+            <w:tcW w:type="dxa" w:w="864"/>
           </w:tcPr>
           <w:p>
             <w:r/>
@@ -1982,7 +1983,7 @@
         </w:tc>
         <w:tc>
           <w:tcPr>
-            <w:tcW w:type="dxa" w:w="1128"/>
+            <w:tcW w:type="dxa" w:w="1512"/>
           </w:tcPr>
           <w:p>
             <w:r/>
@@ -1997,7 +1998,7 @@
         </w:tc>
         <w:tc>
           <w:tcPr>
-            <w:tcW w:type="dxa" w:w="1128"/>
+            <w:tcW w:type="dxa" w:w="1512"/>
           </w:tcPr>
           <w:p>
             <w:r/>
@@ -2014,7 +2015,7 @@
       <w:tr>
         <w:tc>
           <w:tcPr>
-            <w:tcW w:type="dxa" w:w="1128"/>
+            <w:tcW w:type="dxa" w:w="1080"/>
           </w:tcPr>
           <w:p>
             <w:r/>
@@ -2029,7 +2030,7 @@
         </w:tc>
         <w:tc>
           <w:tcPr>
-            <w:tcW w:type="dxa" w:w="1128"/>
+            <w:tcW w:type="dxa" w:w="1008"/>
           </w:tcPr>
           <w:p>
             <w:r/>
@@ -2044,7 +2045,7 @@
         </w:tc>
         <w:tc>
           <w:tcPr>
-            <w:tcW w:type="dxa" w:w="1128"/>
+            <w:tcW w:type="dxa" w:w="720"/>
           </w:tcPr>
           <w:p>
             <w:r/>
@@ -2059,7 +2060,7 @@
         </w:tc>
         <w:tc>
           <w:tcPr>
-            <w:tcW w:type="dxa" w:w="1128"/>
+            <w:tcW w:type="dxa" w:w="1656"/>
           </w:tcPr>
           <w:p>
             <w:r/>
@@ -2074,7 +2075,7 @@
         </w:tc>
         <w:tc>
           <w:tcPr>
-            <w:tcW w:type="dxa" w:w="1128"/>
+            <w:tcW w:type="dxa" w:w="1440"/>
           </w:tcPr>
           <w:p>
             <w:r/>
@@ -2089,7 +2090,7 @@
         </w:tc>
         <w:tc>
           <w:tcPr>
-            <w:tcW w:type="dxa" w:w="1128"/>
+            <w:tcW w:type="dxa" w:w="864"/>
           </w:tcPr>
           <w:p>
             <w:r/>
@@ -2104,7 +2105,7 @@
         </w:tc>
         <w:tc>
           <w:tcPr>
-            <w:tcW w:type="dxa" w:w="1128"/>
+            <w:tcW w:type="dxa" w:w="1512"/>
           </w:tcPr>
           <w:p>
             <w:r/>
@@ -2119,7 +2120,7 @@
         </w:tc>
         <w:tc>
           <w:tcPr>
-            <w:tcW w:type="dxa" w:w="1128"/>
+            <w:tcW w:type="dxa" w:w="1512"/>
           </w:tcPr>
           <w:p>
             <w:r/>
@@ -2136,7 +2137,7 @@
       <w:tr>
         <w:tc>
           <w:tcPr>
-            <w:tcW w:type="dxa" w:w="1128"/>
+            <w:tcW w:type="dxa" w:w="1080"/>
           </w:tcPr>
           <w:p>
             <w:r/>
@@ -2151,7 +2152,7 @@
         </w:tc>
         <w:tc>
           <w:tcPr>
-            <w:tcW w:type="dxa" w:w="1128"/>
+            <w:tcW w:type="dxa" w:w="1008"/>
           </w:tcPr>
           <w:p>
             <w:r/>
@@ -2166,7 +2167,7 @@
         </w:tc>
         <w:tc>
           <w:tcPr>
-            <w:tcW w:type="dxa" w:w="1128"/>
+            <w:tcW w:type="dxa" w:w="720"/>
           </w:tcPr>
           <w:p>
             <w:r/>
@@ -2181,7 +2182,7 @@
         </w:tc>
         <w:tc>
           <w:tcPr>
-            <w:tcW w:type="dxa" w:w="1128"/>
+            <w:tcW w:type="dxa" w:w="1656"/>
           </w:tcPr>
           <w:p>
             <w:r/>
@@ -2196,7 +2197,7 @@
         </w:tc>
         <w:tc>
           <w:tcPr>
-            <w:tcW w:type="dxa" w:w="1128"/>
+            <w:tcW w:type="dxa" w:w="1440"/>
           </w:tcPr>
           <w:p>
             <w:r/>
@@ -2211,7 +2212,7 @@
         </w:tc>
         <w:tc>
           <w:tcPr>
-            <w:tcW w:type="dxa" w:w="1128"/>
+            <w:tcW w:type="dxa" w:w="864"/>
           </w:tcPr>
           <w:p>
             <w:r/>
@@ -2226,7 +2227,7 @@
         </w:tc>
         <w:tc>
           <w:tcPr>
-            <w:tcW w:type="dxa" w:w="1128"/>
+            <w:tcW w:type="dxa" w:w="1512"/>
           </w:tcPr>
           <w:p>
             <w:r/>
@@ -2241,7 +2242,7 @@
         </w:tc>
         <w:tc>
           <w:tcPr>
-            <w:tcW w:type="dxa" w:w="1128"/>
+            <w:tcW w:type="dxa" w:w="1512"/>
           </w:tcPr>
           <w:p>
             <w:r/>
@@ -2258,7 +2259,7 @@
       <w:tr>
         <w:tc>
           <w:tcPr>
-            <w:tcW w:type="dxa" w:w="1128"/>
+            <w:tcW w:type="dxa" w:w="1080"/>
           </w:tcPr>
           <w:p>
             <w:r/>
@@ -2273,7 +2274,7 @@
         </w:tc>
         <w:tc>
           <w:tcPr>
-            <w:tcW w:type="dxa" w:w="1128"/>
+            <w:tcW w:type="dxa" w:w="1008"/>
           </w:tcPr>
           <w:p>
             <w:r/>
@@ -2288,7 +2289,7 @@
         </w:tc>
         <w:tc>
           <w:tcPr>
-            <w:tcW w:type="dxa" w:w="1128"/>
+            <w:tcW w:type="dxa" w:w="720"/>
           </w:tcPr>
           <w:p>
             <w:r/>
@@ -2303,7 +2304,7 @@
         </w:tc>
         <w:tc>
           <w:tcPr>
-            <w:tcW w:type="dxa" w:w="1128"/>
+            <w:tcW w:type="dxa" w:w="1656"/>
           </w:tcPr>
           <w:p>
             <w:r/>
@@ -2318,7 +2319,7 @@
         </w:tc>
         <w:tc>
           <w:tcPr>
-            <w:tcW w:type="dxa" w:w="1128"/>
+            <w:tcW w:type="dxa" w:w="1440"/>
           </w:tcPr>
           <w:p>
             <w:r/>
@@ -2333,7 +2334,7 @@
         </w:tc>
         <w:tc>
           <w:tcPr>
-            <w:tcW w:type="dxa" w:w="1128"/>
+            <w:tcW w:type="dxa" w:w="864"/>
           </w:tcPr>
           <w:p>
             <w:r/>
@@ -2348,7 +2349,7 @@
         </w:tc>
         <w:tc>
           <w:tcPr>
-            <w:tcW w:type="dxa" w:w="1128"/>
+            <w:tcW w:type="dxa" w:w="1512"/>
           </w:tcPr>
           <w:p>
             <w:r/>
@@ -2363,7 +2364,7 @@
         </w:tc>
         <w:tc>
           <w:tcPr>
-            <w:tcW w:type="dxa" w:w="1128"/>
+            <w:tcW w:type="dxa" w:w="1512"/>
           </w:tcPr>
           <w:p>
             <w:r/>
@@ -2380,7 +2381,7 @@
       <w:tr>
         <w:tc>
           <w:tcPr>
-            <w:tcW w:type="dxa" w:w="1128"/>
+            <w:tcW w:type="dxa" w:w="1080"/>
           </w:tcPr>
           <w:p>
             <w:r/>
@@ -2395,7 +2396,7 @@
         </w:tc>
         <w:tc>
           <w:tcPr>
-            <w:tcW w:type="dxa" w:w="1128"/>
+            <w:tcW w:type="dxa" w:w="1008"/>
           </w:tcPr>
           <w:p>
             <w:r/>
@@ -2410,7 +2411,7 @@
         </w:tc>
         <w:tc>
           <w:tcPr>
-            <w:tcW w:type="dxa" w:w="1128"/>
+            <w:tcW w:type="dxa" w:w="720"/>
           </w:tcPr>
           <w:p>
             <w:r/>
@@ -2425,7 +2426,7 @@
         </w:tc>
         <w:tc>
           <w:tcPr>
-            <w:tcW w:type="dxa" w:w="1128"/>
+            <w:tcW w:type="dxa" w:w="1656"/>
           </w:tcPr>
           <w:p>
             <w:r/>
@@ -2440,7 +2441,7 @@
         </w:tc>
         <w:tc>
           <w:tcPr>
-            <w:tcW w:type="dxa" w:w="1128"/>
+            <w:tcW w:type="dxa" w:w="1440"/>
           </w:tcPr>
           <w:p>
             <w:r/>
@@ -2455,7 +2456,7 @@
         </w:tc>
         <w:tc>
           <w:tcPr>
-            <w:tcW w:type="dxa" w:w="1128"/>
+            <w:tcW w:type="dxa" w:w="864"/>
           </w:tcPr>
           <w:p>
             <w:r/>
@@ -2470,7 +2471,7 @@
         </w:tc>
         <w:tc>
           <w:tcPr>
-            <w:tcW w:type="dxa" w:w="1128"/>
+            <w:tcW w:type="dxa" w:w="1512"/>
           </w:tcPr>
           <w:p>
             <w:r/>
@@ -2485,7 +2486,7 @@
         </w:tc>
         <w:tc>
           <w:tcPr>
-            <w:tcW w:type="dxa" w:w="1128"/>
+            <w:tcW w:type="dxa" w:w="1512"/>
           </w:tcPr>
           <w:p>
             <w:r/>

--- a/manuscript/unityEQE_v25_ko.docx
+++ b/manuscript/unityEQE_v25_ko.docx
@@ -903,28 +903,29 @@
         <w:tblW w:type="auto" w:w="0"/>
         <w:tblLayout w:type="fixed"/>
         <w:tblLook w:firstColumn="1" w:firstRow="1" w:lastColumn="0" w:lastRow="0" w:noHBand="0" w:noVBand="1" w:val="04A0"/>
+        <w:tblLayout w:type="fixed"/>
       </w:tblPr>
       <w:tblGrid>
-        <w:gridCol w:w="1128"/>
-        <w:gridCol w:w="1128"/>
-        <w:gridCol w:w="1128"/>
-        <w:gridCol w:w="1128"/>
-        <w:gridCol w:w="1128"/>
-        <w:gridCol w:w="1128"/>
-        <w:gridCol w:w="1128"/>
-        <w:gridCol w:w="1128"/>
+        <w:gridCol w:w="893"/>
+        <w:gridCol w:w="835"/>
+        <w:gridCol w:w="605"/>
+        <w:gridCol w:w="1469"/>
+        <w:gridCol w:w="1296"/>
+        <w:gridCol w:w="720"/>
+        <w:gridCol w:w="1440"/>
+        <w:gridCol w:w="1440"/>
       </w:tblGrid>
       <w:tr>
         <w:tc>
           <w:tcPr>
-            <w:tcW w:type="dxa" w:w="1080"/>
+            <w:tcW w:type="dxa" w:w="893"/>
           </w:tcPr>
           <w:p>
             <w:r/>
             <w:r>
               <w:rPr>
                 <w:b/>
-                <w:sz w:val="16"/>
+                <w:sz w:val="15"/>
               </w:rPr>
               <w:t>d_ETL (nm)</w:t>
             </w:r>
@@ -932,14 +933,14 @@
         </w:tc>
         <w:tc>
           <w:tcPr>
-            <w:tcW w:type="dxa" w:w="1008"/>
+            <w:tcW w:type="dxa" w:w="835"/>
           </w:tcPr>
           <w:p>
             <w:r/>
             <w:r>
               <w:rPr>
                 <w:b/>
-                <w:sz w:val="16"/>
+                <w:sz w:val="15"/>
               </w:rPr>
               <w:t>k_ITO</w:t>
             </w:r>
@@ -947,6 +948,51 @@
         </w:tc>
         <w:tc>
           <w:tcPr>
+            <w:tcW w:type="dxa" w:w="605"/>
+          </w:tcPr>
+          <w:p>
+            <w:r/>
+            <w:r>
+              <w:rPr>
+                <w:b/>
+                <w:sz w:val="15"/>
+              </w:rPr>
+              <w:t>Θ</w:t>
+            </w:r>
+          </w:p>
+        </w:tc>
+        <w:tc>
+          <w:tcPr>
+            <w:tcW w:type="dxa" w:w="1469"/>
+          </w:tcPr>
+          <w:p>
+            <w:r/>
+            <w:r>
+              <w:rPr>
+                <w:b/>
+                <w:sz w:val="15"/>
+              </w:rPr>
+              <w:t>η_sub (다파장 / 550 nm)</w:t>
+            </w:r>
+          </w:p>
+        </w:tc>
+        <w:tc>
+          <w:tcPr>
+            <w:tcW w:type="dxa" w:w="1296"/>
+          </w:tcPr>
+          <w:p>
+            <w:r/>
+            <w:r>
+              <w:rPr>
+                <w:b/>
+                <w:sz w:val="15"/>
+              </w:rPr>
+              <w:t>SPP 손실</w:t>
+            </w:r>
+          </w:p>
+        </w:tc>
+        <w:tc>
+          <w:tcPr>
             <w:tcW w:type="dxa" w:w="720"/>
           </w:tcPr>
           <w:p>
@@ -954,24 +1000,24 @@
             <w:r>
               <w:rPr>
                 <w:b/>
-                <w:sz w:val="16"/>
-              </w:rPr>
-              <w:t>Θ</w:t>
-            </w:r>
-          </w:p>
-        </w:tc>
-        <w:tc>
-          <w:tcPr>
-            <w:tcW w:type="dxa" w:w="1656"/>
+                <w:sz w:val="15"/>
+              </w:rPr>
+              <w:t>A′</w:t>
+            </w:r>
+          </w:p>
+        </w:tc>
+        <w:tc>
+          <w:tcPr>
+            <w:tcW w:type="dxa" w:w="1440"/>
           </w:tcPr>
           <w:p>
             <w:r/>
             <w:r>
               <w:rPr>
                 <w:b/>
-                <w:sz w:val="16"/>
-              </w:rPr>
-              <w:t>η_sub (다파장 / 550 nm)</w:t>
+                <w:sz w:val="15"/>
+              </w:rPr>
+              <w:t>η_ext</w:t>
             </w:r>
           </w:p>
         </w:tc>
@@ -984,52 +1030,7 @@
             <w:r>
               <w:rPr>
                 <w:b/>
-                <w:sz w:val="16"/>
-              </w:rPr>
-              <w:t>SPP 손실</w:t>
-            </w:r>
-          </w:p>
-        </w:tc>
-        <w:tc>
-          <w:tcPr>
-            <w:tcW w:type="dxa" w:w="864"/>
-          </w:tcPr>
-          <w:p>
-            <w:r/>
-            <w:r>
-              <w:rPr>
-                <w:b/>
-                <w:sz w:val="16"/>
-              </w:rPr>
-              <w:t>A′</w:t>
-            </w:r>
-          </w:p>
-        </w:tc>
-        <w:tc>
-          <w:tcPr>
-            <w:tcW w:type="dxa" w:w="1512"/>
-          </w:tcPr>
-          <w:p>
-            <w:r/>
-            <w:r>
-              <w:rPr>
-                <w:b/>
-                <w:sz w:val="16"/>
-              </w:rPr>
-              <w:t>η_ext</w:t>
-            </w:r>
-          </w:p>
-        </w:tc>
-        <w:tc>
-          <w:tcPr>
-            <w:tcW w:type="dxa" w:w="1512"/>
-          </w:tcPr>
-          <w:p>
-            <w:r/>
-            <w:r>
-              <w:rPr>
-                <w:b/>
-                <w:sz w:val="16"/>
+                <w:sz w:val="15"/>
               </w:rPr>
               <w:t>EQE</w:t>
             </w:r>
@@ -1039,14 +1040,14 @@
       <w:tr>
         <w:tc>
           <w:tcPr>
-            <w:tcW w:type="dxa" w:w="1080"/>
-          </w:tcPr>
-          <w:p>
-            <w:r/>
-            <w:r>
-              <w:rPr>
-                <w:b w:val="0"/>
-                <w:sz w:val="16"/>
+            <w:tcW w:type="dxa" w:w="893"/>
+          </w:tcPr>
+          <w:p>
+            <w:r/>
+            <w:r>
+              <w:rPr>
+                <w:b w:val="0"/>
+                <w:sz w:val="15"/>
               </w:rPr>
               <w:t>200</w:t>
             </w:r>
@@ -1054,14 +1055,14 @@
         </w:tc>
         <w:tc>
           <w:tcPr>
-            <w:tcW w:type="dxa" w:w="1008"/>
-          </w:tcPr>
-          <w:p>
-            <w:r/>
-            <w:r>
-              <w:rPr>
-                <w:b w:val="0"/>
-                <w:sz w:val="16"/>
+            <w:tcW w:type="dxa" w:w="835"/>
+          </w:tcPr>
+          <w:p>
+            <w:r/>
+            <w:r>
+              <w:rPr>
+                <w:b w:val="0"/>
+                <w:sz w:val="15"/>
               </w:rPr>
               <w:t>0.0032</w:t>
             </w:r>
@@ -1069,6 +1070,51 @@
         </w:tc>
         <w:tc>
           <w:tcPr>
+            <w:tcW w:type="dxa" w:w="605"/>
+          </w:tcPr>
+          <w:p>
+            <w:r/>
+            <w:r>
+              <w:rPr>
+                <w:b w:val="0"/>
+                <w:sz w:val="15"/>
+              </w:rPr>
+              <w:t>0.67</w:t>
+            </w:r>
+          </w:p>
+        </w:tc>
+        <w:tc>
+          <w:tcPr>
+            <w:tcW w:type="dxa" w:w="1469"/>
+          </w:tcPr>
+          <w:p>
+            <w:r/>
+            <w:r>
+              <w:rPr>
+                <w:b w:val="0"/>
+                <w:sz w:val="15"/>
+              </w:rPr>
+              <w:t>0.962 / 0.963</w:t>
+            </w:r>
+          </w:p>
+        </w:tc>
+        <w:tc>
+          <w:tcPr>
+            <w:tcW w:type="dxa" w:w="1296"/>
+          </w:tcPr>
+          <w:p>
+            <w:r/>
+            <w:r>
+              <w:rPr>
+                <w:b w:val="0"/>
+                <w:sz w:val="15"/>
+              </w:rPr>
+              <w:t>0.023 / 0.023</w:t>
+            </w:r>
+          </w:p>
+        </w:tc>
+        <w:tc>
+          <w:tcPr>
             <w:tcW w:type="dxa" w:w="720"/>
           </w:tcPr>
           <w:p>
@@ -1076,24 +1122,9 @@
             <w:r>
               <w:rPr>
                 <w:b w:val="0"/>
-                <w:sz w:val="16"/>
-              </w:rPr>
-              <w:t>0.67</w:t>
-            </w:r>
-          </w:p>
-        </w:tc>
-        <w:tc>
-          <w:tcPr>
-            <w:tcW w:type="dxa" w:w="1656"/>
-          </w:tcPr>
-          <w:p>
-            <w:r/>
-            <w:r>
-              <w:rPr>
-                <w:b w:val="0"/>
-                <w:sz w:val="16"/>
-              </w:rPr>
-              <w:t>0.962 / 0.963</w:t>
+                <w:sz w:val="15"/>
+              </w:rPr>
+              <w:t>0.029</w:t>
             </w:r>
           </w:p>
         </w:tc>
@@ -1106,37 +1137,7 @@
             <w:r>
               <w:rPr>
                 <w:b w:val="0"/>
-                <w:sz w:val="16"/>
-              </w:rPr>
-              <w:t>0.023 / 0.023</w:t>
-            </w:r>
-          </w:p>
-        </w:tc>
-        <w:tc>
-          <w:tcPr>
-            <w:tcW w:type="dxa" w:w="864"/>
-          </w:tcPr>
-          <w:p>
-            <w:r/>
-            <w:r>
-              <w:rPr>
-                <w:b w:val="0"/>
-                <w:sz w:val="16"/>
-              </w:rPr>
-              <w:t>0.029</w:t>
-            </w:r>
-          </w:p>
-        </w:tc>
-        <w:tc>
-          <w:tcPr>
-            <w:tcW w:type="dxa" w:w="1512"/>
-          </w:tcPr>
-          <w:p>
-            <w:r/>
-            <w:r>
-              <w:rPr>
-                <w:b w:val="0"/>
-                <w:sz w:val="16"/>
+                <w:sz w:val="15"/>
               </w:rPr>
               <w:t>0.904 / 0.912</w:t>
             </w:r>
@@ -1144,14 +1145,14 @@
         </w:tc>
         <w:tc>
           <w:tcPr>
-            <w:tcW w:type="dxa" w:w="1512"/>
-          </w:tcPr>
-          <w:p>
-            <w:r/>
-            <w:r>
-              <w:rPr>
-                <w:b w:val="0"/>
-                <w:sz w:val="16"/>
+            <w:tcW w:type="dxa" w:w="1440"/>
+          </w:tcPr>
+          <w:p>
+            <w:r/>
+            <w:r>
+              <w:rPr>
+                <w:b w:val="0"/>
+                <w:sz w:val="15"/>
               </w:rPr>
               <w:t>0.870 / 0.878</w:t>
             </w:r>
@@ -1161,14 +1162,14 @@
       <w:tr>
         <w:tc>
           <w:tcPr>
-            <w:tcW w:type="dxa" w:w="1080"/>
-          </w:tcPr>
-          <w:p>
-            <w:r/>
-            <w:r>
-              <w:rPr>
-                <w:b w:val="0"/>
-                <w:sz w:val="16"/>
+            <w:tcW w:type="dxa" w:w="893"/>
+          </w:tcPr>
+          <w:p>
+            <w:r/>
+            <w:r>
+              <w:rPr>
+                <w:b w:val="0"/>
+                <w:sz w:val="15"/>
               </w:rPr>
               <w:t>200</w:t>
             </w:r>
@@ -1176,14 +1177,14 @@
         </w:tc>
         <w:tc>
           <w:tcPr>
-            <w:tcW w:type="dxa" w:w="1008"/>
-          </w:tcPr>
-          <w:p>
-            <w:r/>
-            <w:r>
-              <w:rPr>
-                <w:b w:val="0"/>
-                <w:sz w:val="16"/>
+            <w:tcW w:type="dxa" w:w="835"/>
+          </w:tcPr>
+          <w:p>
+            <w:r/>
+            <w:r>
+              <w:rPr>
+                <w:b w:val="0"/>
+                <w:sz w:val="15"/>
               </w:rPr>
               <w:t>0.0032</w:t>
             </w:r>
@@ -1191,6 +1192,51 @@
         </w:tc>
         <w:tc>
           <w:tcPr>
+            <w:tcW w:type="dxa" w:w="605"/>
+          </w:tcPr>
+          <w:p>
+            <w:r/>
+            <w:r>
+              <w:rPr>
+                <w:b w:val="0"/>
+                <w:sz w:val="15"/>
+              </w:rPr>
+              <w:t>0.80</w:t>
+            </w:r>
+          </w:p>
+        </w:tc>
+        <w:tc>
+          <w:tcPr>
+            <w:tcW w:type="dxa" w:w="1469"/>
+          </w:tcPr>
+          <w:p>
+            <w:r/>
+            <w:r>
+              <w:rPr>
+                <w:b w:val="0"/>
+                <w:sz w:val="15"/>
+              </w:rPr>
+              <w:t>0.970 / 0.971</w:t>
+            </w:r>
+          </w:p>
+        </w:tc>
+        <w:tc>
+          <w:tcPr>
+            <w:tcW w:type="dxa" w:w="1296"/>
+          </w:tcPr>
+          <w:p>
+            <w:r/>
+            <w:r>
+              <w:rPr>
+                <w:b w:val="0"/>
+                <w:sz w:val="15"/>
+              </w:rPr>
+              <w:t>0.015 / 0.015</w:t>
+            </w:r>
+          </w:p>
+        </w:tc>
+        <w:tc>
+          <w:tcPr>
             <w:tcW w:type="dxa" w:w="720"/>
           </w:tcPr>
           <w:p>
@@ -1198,24 +1244,9 @@
             <w:r>
               <w:rPr>
                 <w:b w:val="0"/>
-                <w:sz w:val="16"/>
-              </w:rPr>
-              <w:t>0.80</w:t>
-            </w:r>
-          </w:p>
-        </w:tc>
-        <w:tc>
-          <w:tcPr>
-            <w:tcW w:type="dxa" w:w="1656"/>
-          </w:tcPr>
-          <w:p>
-            <w:r/>
-            <w:r>
-              <w:rPr>
-                <w:b w:val="0"/>
-                <w:sz w:val="16"/>
-              </w:rPr>
-              <w:t>0.970 / 0.971</w:t>
+                <w:sz w:val="15"/>
+              </w:rPr>
+              <w:t>0.029</w:t>
             </w:r>
           </w:p>
         </w:tc>
@@ -1228,37 +1259,7 @@
             <w:r>
               <w:rPr>
                 <w:b w:val="0"/>
-                <w:sz w:val="16"/>
-              </w:rPr>
-              <w:t>0.015 / 0.015</w:t>
-            </w:r>
-          </w:p>
-        </w:tc>
-        <w:tc>
-          <w:tcPr>
-            <w:tcW w:type="dxa" w:w="864"/>
-          </w:tcPr>
-          <w:p>
-            <w:r/>
-            <w:r>
-              <w:rPr>
-                <w:b w:val="0"/>
-                <w:sz w:val="16"/>
-              </w:rPr>
-              <w:t>0.029</w:t>
-            </w:r>
-          </w:p>
-        </w:tc>
-        <w:tc>
-          <w:tcPr>
-            <w:tcW w:type="dxa" w:w="1512"/>
-          </w:tcPr>
-          <w:p>
-            <w:r/>
-            <w:r>
-              <w:rPr>
-                <w:b w:val="0"/>
-                <w:sz w:val="16"/>
+                <w:sz w:val="15"/>
               </w:rPr>
               <w:t>0.900 / 0.908</w:t>
             </w:r>
@@ -1266,14 +1267,14 @@
         </w:tc>
         <w:tc>
           <w:tcPr>
-            <w:tcW w:type="dxa" w:w="1512"/>
-          </w:tcPr>
-          <w:p>
-            <w:r/>
-            <w:r>
-              <w:rPr>
-                <w:b w:val="0"/>
-                <w:sz w:val="16"/>
+            <w:tcW w:type="dxa" w:w="1440"/>
+          </w:tcPr>
+          <w:p>
+            <w:r/>
+            <w:r>
+              <w:rPr>
+                <w:b w:val="0"/>
+                <w:sz w:val="15"/>
               </w:rPr>
               <w:t>0.873 / 0.882</w:t>
             </w:r>
@@ -1283,14 +1284,14 @@
       <w:tr>
         <w:tc>
           <w:tcPr>
-            <w:tcW w:type="dxa" w:w="1080"/>
-          </w:tcPr>
-          <w:p>
-            <w:r/>
-            <w:r>
-              <w:rPr>
-                <w:b w:val="0"/>
-                <w:sz w:val="16"/>
+            <w:tcW w:type="dxa" w:w="893"/>
+          </w:tcPr>
+          <w:p>
+            <w:r/>
+            <w:r>
+              <w:rPr>
+                <w:b w:val="0"/>
+                <w:sz w:val="15"/>
               </w:rPr>
               <w:t>200</w:t>
             </w:r>
@@ -1298,14 +1299,14 @@
         </w:tc>
         <w:tc>
           <w:tcPr>
-            <w:tcW w:type="dxa" w:w="1008"/>
-          </w:tcPr>
-          <w:p>
-            <w:r/>
-            <w:r>
-              <w:rPr>
-                <w:b w:val="0"/>
-                <w:sz w:val="16"/>
+            <w:tcW w:type="dxa" w:w="835"/>
+          </w:tcPr>
+          <w:p>
+            <w:r/>
+            <w:r>
+              <w:rPr>
+                <w:b w:val="0"/>
+                <w:sz w:val="15"/>
               </w:rPr>
               <w:t>0.0032</w:t>
             </w:r>
@@ -1313,6 +1314,51 @@
         </w:tc>
         <w:tc>
           <w:tcPr>
+            <w:tcW w:type="dxa" w:w="605"/>
+          </w:tcPr>
+          <w:p>
+            <w:r/>
+            <w:r>
+              <w:rPr>
+                <w:b w:val="0"/>
+                <w:sz w:val="15"/>
+              </w:rPr>
+              <w:t>0.90</w:t>
+            </w:r>
+          </w:p>
+        </w:tc>
+        <w:tc>
+          <w:tcPr>
+            <w:tcW w:type="dxa" w:w="1469"/>
+          </w:tcPr>
+          <w:p>
+            <w:r/>
+            <w:r>
+              <w:rPr>
+                <w:b w:val="0"/>
+                <w:sz w:val="15"/>
+              </w:rPr>
+              <w:t>0.975 / 0.976</w:t>
+            </w:r>
+          </w:p>
+        </w:tc>
+        <w:tc>
+          <w:tcPr>
+            <w:tcW w:type="dxa" w:w="1296"/>
+          </w:tcPr>
+          <w:p>
+            <w:r/>
+            <w:r>
+              <w:rPr>
+                <w:b w:val="0"/>
+                <w:sz w:val="15"/>
+              </w:rPr>
+              <w:t>0.010 / 0.010</w:t>
+            </w:r>
+          </w:p>
+        </w:tc>
+        <w:tc>
+          <w:tcPr>
             <w:tcW w:type="dxa" w:w="720"/>
           </w:tcPr>
           <w:p>
@@ -1320,24 +1366,9 @@
             <w:r>
               <w:rPr>
                 <w:b w:val="0"/>
-                <w:sz w:val="16"/>
-              </w:rPr>
-              <w:t>0.90</w:t>
-            </w:r>
-          </w:p>
-        </w:tc>
-        <w:tc>
-          <w:tcPr>
-            <w:tcW w:type="dxa" w:w="1656"/>
-          </w:tcPr>
-          <w:p>
-            <w:r/>
-            <w:r>
-              <w:rPr>
-                <w:b w:val="0"/>
-                <w:sz w:val="16"/>
-              </w:rPr>
-              <w:t>0.975 / 0.976</w:t>
+                <w:sz w:val="15"/>
+              </w:rPr>
+              <w:t>0.029</w:t>
             </w:r>
           </w:p>
         </w:tc>
@@ -1350,37 +1381,7 @@
             <w:r>
               <w:rPr>
                 <w:b w:val="0"/>
-                <w:sz w:val="16"/>
-              </w:rPr>
-              <w:t>0.010 / 0.010</w:t>
-            </w:r>
-          </w:p>
-        </w:tc>
-        <w:tc>
-          <w:tcPr>
-            <w:tcW w:type="dxa" w:w="864"/>
-          </w:tcPr>
-          <w:p>
-            <w:r/>
-            <w:r>
-              <w:rPr>
-                <w:b w:val="0"/>
-                <w:sz w:val="16"/>
-              </w:rPr>
-              <w:t>0.029</w:t>
-            </w:r>
-          </w:p>
-        </w:tc>
-        <w:tc>
-          <w:tcPr>
-            <w:tcW w:type="dxa" w:w="1512"/>
-          </w:tcPr>
-          <w:p>
-            <w:r/>
-            <w:r>
-              <w:rPr>
-                <w:b w:val="0"/>
-                <w:sz w:val="16"/>
+                <w:sz w:val="15"/>
               </w:rPr>
               <w:t>0.897 / 0.906</w:t>
             </w:r>
@@ -1388,14 +1389,14 @@
         </w:tc>
         <w:tc>
           <w:tcPr>
-            <w:tcW w:type="dxa" w:w="1512"/>
-          </w:tcPr>
-          <w:p>
-            <w:r/>
-            <w:r>
-              <w:rPr>
-                <w:b w:val="0"/>
-                <w:sz w:val="16"/>
+            <w:tcW w:type="dxa" w:w="1440"/>
+          </w:tcPr>
+          <w:p>
+            <w:r/>
+            <w:r>
+              <w:rPr>
+                <w:b w:val="0"/>
+                <w:sz w:val="15"/>
               </w:rPr>
               <w:t>0.875 / 0.884</w:t>
             </w:r>
@@ -1405,14 +1406,14 @@
       <w:tr>
         <w:tc>
           <w:tcPr>
-            <w:tcW w:type="dxa" w:w="1080"/>
-          </w:tcPr>
-          <w:p>
-            <w:r/>
-            <w:r>
-              <w:rPr>
-                <w:b w:val="0"/>
-                <w:sz w:val="16"/>
+            <w:tcW w:type="dxa" w:w="893"/>
+          </w:tcPr>
+          <w:p>
+            <w:r/>
+            <w:r>
+              <w:rPr>
+                <w:b w:val="0"/>
+                <w:sz w:val="15"/>
               </w:rPr>
               <w:t>200</w:t>
             </w:r>
@@ -1420,14 +1421,14 @@
         </w:tc>
         <w:tc>
           <w:tcPr>
-            <w:tcW w:type="dxa" w:w="1008"/>
-          </w:tcPr>
-          <w:p>
-            <w:r/>
-            <w:r>
-              <w:rPr>
-                <w:b w:val="0"/>
-                <w:sz w:val="16"/>
+            <w:tcW w:type="dxa" w:w="835"/>
+          </w:tcPr>
+          <w:p>
+            <w:r/>
+            <w:r>
+              <w:rPr>
+                <w:b w:val="0"/>
+                <w:sz w:val="15"/>
               </w:rPr>
               <w:t>0.002</w:t>
             </w:r>
@@ -1435,6 +1436,51 @@
         </w:tc>
         <w:tc>
           <w:tcPr>
+            <w:tcW w:type="dxa" w:w="605"/>
+          </w:tcPr>
+          <w:p>
+            <w:r/>
+            <w:r>
+              <w:rPr>
+                <w:b w:val="0"/>
+                <w:sz w:val="15"/>
+              </w:rPr>
+              <w:t>0.67</w:t>
+            </w:r>
+          </w:p>
+        </w:tc>
+        <w:tc>
+          <w:tcPr>
+            <w:tcW w:type="dxa" w:w="1469"/>
+          </w:tcPr>
+          <w:p>
+            <w:r/>
+            <w:r>
+              <w:rPr>
+                <w:b w:val="0"/>
+                <w:sz w:val="15"/>
+              </w:rPr>
+              <w:t>0.965 / 0.966</w:t>
+            </w:r>
+          </w:p>
+        </w:tc>
+        <w:tc>
+          <w:tcPr>
+            <w:tcW w:type="dxa" w:w="1296"/>
+          </w:tcPr>
+          <w:p>
+            <w:r/>
+            <w:r>
+              <w:rPr>
+                <w:b w:val="0"/>
+                <w:sz w:val="15"/>
+              </w:rPr>
+              <w:t>0.023 / 0.023</w:t>
+            </w:r>
+          </w:p>
+        </w:tc>
+        <w:tc>
+          <w:tcPr>
             <w:tcW w:type="dxa" w:w="720"/>
           </w:tcPr>
           <w:p>
@@ -1442,24 +1488,9 @@
             <w:r>
               <w:rPr>
                 <w:b w:val="0"/>
-                <w:sz w:val="16"/>
-              </w:rPr>
-              <w:t>0.67</w:t>
-            </w:r>
-          </w:p>
-        </w:tc>
-        <w:tc>
-          <w:tcPr>
-            <w:tcW w:type="dxa" w:w="1656"/>
-          </w:tcPr>
-          <w:p>
-            <w:r/>
-            <w:r>
-              <w:rPr>
-                <w:b w:val="0"/>
-                <w:sz w:val="16"/>
-              </w:rPr>
-              <w:t>0.965 / 0.966</w:t>
+                <w:sz w:val="15"/>
+              </w:rPr>
+              <w:t>0.024</w:t>
             </w:r>
           </w:p>
         </w:tc>
@@ -1472,37 +1503,7 @@
             <w:r>
               <w:rPr>
                 <w:b w:val="0"/>
-                <w:sz w:val="16"/>
-              </w:rPr>
-              <w:t>0.023 / 0.023</w:t>
-            </w:r>
-          </w:p>
-        </w:tc>
-        <w:tc>
-          <w:tcPr>
-            <w:tcW w:type="dxa" w:w="864"/>
-          </w:tcPr>
-          <w:p>
-            <w:r/>
-            <w:r>
-              <w:rPr>
-                <w:b w:val="0"/>
-                <w:sz w:val="16"/>
-              </w:rPr>
-              <w:t>0.024</w:t>
-            </w:r>
-          </w:p>
-        </w:tc>
-        <w:tc>
-          <w:tcPr>
-            <w:tcW w:type="dxa" w:w="1512"/>
-          </w:tcPr>
-          <w:p>
-            <w:r/>
-            <w:r>
-              <w:rPr>
-                <w:b w:val="0"/>
-                <w:sz w:val="16"/>
+                <w:sz w:val="15"/>
               </w:rPr>
               <w:t>0.921 / 0.929</w:t>
             </w:r>
@@ -1510,14 +1511,14 @@
         </w:tc>
         <w:tc>
           <w:tcPr>
-            <w:tcW w:type="dxa" w:w="1512"/>
-          </w:tcPr>
-          <w:p>
-            <w:r/>
-            <w:r>
-              <w:rPr>
-                <w:b w:val="0"/>
-                <w:sz w:val="16"/>
+            <w:tcW w:type="dxa" w:w="1440"/>
+          </w:tcPr>
+          <w:p>
+            <w:r/>
+            <w:r>
+              <w:rPr>
+                <w:b w:val="0"/>
+                <w:sz w:val="15"/>
               </w:rPr>
               <w:t>0.889 / 0.897</w:t>
             </w:r>
@@ -1527,14 +1528,14 @@
       <w:tr>
         <w:tc>
           <w:tcPr>
-            <w:tcW w:type="dxa" w:w="1080"/>
-          </w:tcPr>
-          <w:p>
-            <w:r/>
-            <w:r>
-              <w:rPr>
-                <w:b w:val="0"/>
-                <w:sz w:val="16"/>
+            <w:tcW w:type="dxa" w:w="893"/>
+          </w:tcPr>
+          <w:p>
+            <w:r/>
+            <w:r>
+              <w:rPr>
+                <w:b w:val="0"/>
+                <w:sz w:val="15"/>
               </w:rPr>
               <w:t>200</w:t>
             </w:r>
@@ -1542,14 +1543,14 @@
         </w:tc>
         <w:tc>
           <w:tcPr>
-            <w:tcW w:type="dxa" w:w="1008"/>
-          </w:tcPr>
-          <w:p>
-            <w:r/>
-            <w:r>
-              <w:rPr>
-                <w:b w:val="0"/>
-                <w:sz w:val="16"/>
+            <w:tcW w:type="dxa" w:w="835"/>
+          </w:tcPr>
+          <w:p>
+            <w:r/>
+            <w:r>
+              <w:rPr>
+                <w:b w:val="0"/>
+                <w:sz w:val="15"/>
               </w:rPr>
               <w:t>0.002</w:t>
             </w:r>
@@ -1557,6 +1558,51 @@
         </w:tc>
         <w:tc>
           <w:tcPr>
+            <w:tcW w:type="dxa" w:w="605"/>
+          </w:tcPr>
+          <w:p>
+            <w:r/>
+            <w:r>
+              <w:rPr>
+                <w:b w:val="0"/>
+                <w:sz w:val="15"/>
+              </w:rPr>
+              <w:t>0.80</w:t>
+            </w:r>
+          </w:p>
+        </w:tc>
+        <w:tc>
+          <w:tcPr>
+            <w:tcW w:type="dxa" w:w="1469"/>
+          </w:tcPr>
+          <w:p>
+            <w:r/>
+            <w:r>
+              <w:rPr>
+                <w:b w:val="0"/>
+                <w:sz w:val="15"/>
+              </w:rPr>
+              <w:t>0.973 / 0.973</w:t>
+            </w:r>
+          </w:p>
+        </w:tc>
+        <w:tc>
+          <w:tcPr>
+            <w:tcW w:type="dxa" w:w="1296"/>
+          </w:tcPr>
+          <w:p>
+            <w:r/>
+            <w:r>
+              <w:rPr>
+                <w:b w:val="0"/>
+                <w:sz w:val="15"/>
+              </w:rPr>
+              <w:t>0.015 / 0.015</w:t>
+            </w:r>
+          </w:p>
+        </w:tc>
+        <w:tc>
+          <w:tcPr>
             <w:tcW w:type="dxa" w:w="720"/>
           </w:tcPr>
           <w:p>
@@ -1564,24 +1610,9 @@
             <w:r>
               <w:rPr>
                 <w:b w:val="0"/>
-                <w:sz w:val="16"/>
-              </w:rPr>
-              <w:t>0.80</w:t>
-            </w:r>
-          </w:p>
-        </w:tc>
-        <w:tc>
-          <w:tcPr>
-            <w:tcW w:type="dxa" w:w="1656"/>
-          </w:tcPr>
-          <w:p>
-            <w:r/>
-            <w:r>
-              <w:rPr>
-                <w:b w:val="0"/>
-                <w:sz w:val="16"/>
-              </w:rPr>
-              <w:t>0.973 / 0.973</w:t>
+                <w:sz w:val="15"/>
+              </w:rPr>
+              <w:t>0.024</w:t>
             </w:r>
           </w:p>
         </w:tc>
@@ -1594,37 +1625,7 @@
             <w:r>
               <w:rPr>
                 <w:b w:val="0"/>
-                <w:sz w:val="16"/>
-              </w:rPr>
-              <w:t>0.015 / 0.015</w:t>
-            </w:r>
-          </w:p>
-        </w:tc>
-        <w:tc>
-          <w:tcPr>
-            <w:tcW w:type="dxa" w:w="864"/>
-          </w:tcPr>
-          <w:p>
-            <w:r/>
-            <w:r>
-              <w:rPr>
-                <w:b w:val="0"/>
-                <w:sz w:val="16"/>
-              </w:rPr>
-              <w:t>0.024</w:t>
-            </w:r>
-          </w:p>
-        </w:tc>
-        <w:tc>
-          <w:tcPr>
-            <w:tcW w:type="dxa" w:w="1512"/>
-          </w:tcPr>
-          <w:p>
-            <w:r/>
-            <w:r>
-              <w:rPr>
-                <w:b w:val="0"/>
-                <w:sz w:val="16"/>
+                <w:sz w:val="15"/>
               </w:rPr>
               <w:t>0.918 / 0.926</w:t>
             </w:r>
@@ -1632,14 +1633,14 @@
         </w:tc>
         <w:tc>
           <w:tcPr>
-            <w:tcW w:type="dxa" w:w="1512"/>
-          </w:tcPr>
-          <w:p>
-            <w:r/>
-            <w:r>
-              <w:rPr>
-                <w:b w:val="0"/>
-                <w:sz w:val="16"/>
+            <w:tcW w:type="dxa" w:w="1440"/>
+          </w:tcPr>
+          <w:p>
+            <w:r/>
+            <w:r>
+              <w:rPr>
+                <w:b w:val="0"/>
+                <w:sz w:val="15"/>
               </w:rPr>
               <w:t>0.893 / 0.902</w:t>
             </w:r>
@@ -1649,14 +1650,14 @@
       <w:tr>
         <w:tc>
           <w:tcPr>
-            <w:tcW w:type="dxa" w:w="1080"/>
-          </w:tcPr>
-          <w:p>
-            <w:r/>
-            <w:r>
-              <w:rPr>
-                <w:b w:val="0"/>
-                <w:sz w:val="16"/>
+            <w:tcW w:type="dxa" w:w="893"/>
+          </w:tcPr>
+          <w:p>
+            <w:r/>
+            <w:r>
+              <w:rPr>
+                <w:b w:val="0"/>
+                <w:sz w:val="15"/>
               </w:rPr>
               <w:t>200</w:t>
             </w:r>
@@ -1664,14 +1665,14 @@
         </w:tc>
         <w:tc>
           <w:tcPr>
-            <w:tcW w:type="dxa" w:w="1008"/>
-          </w:tcPr>
-          <w:p>
-            <w:r/>
-            <w:r>
-              <w:rPr>
-                <w:b w:val="0"/>
-                <w:sz w:val="16"/>
+            <w:tcW w:type="dxa" w:w="835"/>
+          </w:tcPr>
+          <w:p>
+            <w:r/>
+            <w:r>
+              <w:rPr>
+                <w:b w:val="0"/>
+                <w:sz w:val="15"/>
               </w:rPr>
               <w:t>0.002</w:t>
             </w:r>
@@ -1679,6 +1680,51 @@
         </w:tc>
         <w:tc>
           <w:tcPr>
+            <w:tcW w:type="dxa" w:w="605"/>
+          </w:tcPr>
+          <w:p>
+            <w:r/>
+            <w:r>
+              <w:rPr>
+                <w:b w:val="0"/>
+                <w:sz w:val="15"/>
+              </w:rPr>
+              <w:t>0.90</w:t>
+            </w:r>
+          </w:p>
+        </w:tc>
+        <w:tc>
+          <w:tcPr>
+            <w:tcW w:type="dxa" w:w="1469"/>
+          </w:tcPr>
+          <w:p>
+            <w:r/>
+            <w:r>
+              <w:rPr>
+                <w:b w:val="0"/>
+                <w:sz w:val="15"/>
+              </w:rPr>
+              <w:t>0.978 / 0.979</w:t>
+            </w:r>
+          </w:p>
+        </w:tc>
+        <w:tc>
+          <w:tcPr>
+            <w:tcW w:type="dxa" w:w="1296"/>
+          </w:tcPr>
+          <w:p>
+            <w:r/>
+            <w:r>
+              <w:rPr>
+                <w:b w:val="0"/>
+                <w:sz w:val="15"/>
+              </w:rPr>
+              <w:t>0.010 / 0.010</w:t>
+            </w:r>
+          </w:p>
+        </w:tc>
+        <w:tc>
+          <w:tcPr>
             <w:tcW w:type="dxa" w:w="720"/>
           </w:tcPr>
           <w:p>
@@ -1686,24 +1732,9 @@
             <w:r>
               <w:rPr>
                 <w:b w:val="0"/>
-                <w:sz w:val="16"/>
-              </w:rPr>
-              <w:t>0.90</w:t>
-            </w:r>
-          </w:p>
-        </w:tc>
-        <w:tc>
-          <w:tcPr>
-            <w:tcW w:type="dxa" w:w="1656"/>
-          </w:tcPr>
-          <w:p>
-            <w:r/>
-            <w:r>
-              <w:rPr>
-                <w:b w:val="0"/>
-                <w:sz w:val="16"/>
-              </w:rPr>
-              <w:t>0.978 / 0.979</w:t>
+                <w:sz w:val="15"/>
+              </w:rPr>
+              <w:t>0.024</w:t>
             </w:r>
           </w:p>
         </w:tc>
@@ -1716,37 +1747,7 @@
             <w:r>
               <w:rPr>
                 <w:b w:val="0"/>
-                <w:sz w:val="16"/>
-              </w:rPr>
-              <w:t>0.010 / 0.010</w:t>
-            </w:r>
-          </w:p>
-        </w:tc>
-        <w:tc>
-          <w:tcPr>
-            <w:tcW w:type="dxa" w:w="864"/>
-          </w:tcPr>
-          <w:p>
-            <w:r/>
-            <w:r>
-              <w:rPr>
-                <w:b w:val="0"/>
-                <w:sz w:val="16"/>
-              </w:rPr>
-              <w:t>0.024</w:t>
-            </w:r>
-          </w:p>
-        </w:tc>
-        <w:tc>
-          <w:tcPr>
-            <w:tcW w:type="dxa" w:w="1512"/>
-          </w:tcPr>
-          <w:p>
-            <w:r/>
-            <w:r>
-              <w:rPr>
-                <w:b w:val="0"/>
-                <w:sz w:val="16"/>
+                <w:sz w:val="15"/>
               </w:rPr>
               <w:t>0.916 / 0.924</w:t>
             </w:r>
@@ -1754,14 +1755,14 @@
         </w:tc>
         <w:tc>
           <w:tcPr>
-            <w:tcW w:type="dxa" w:w="1512"/>
-          </w:tcPr>
-          <w:p>
-            <w:r/>
-            <w:r>
-              <w:rPr>
-                <w:b w:val="0"/>
-                <w:sz w:val="16"/>
+            <w:tcW w:type="dxa" w:w="1440"/>
+          </w:tcPr>
+          <w:p>
+            <w:r/>
+            <w:r>
+              <w:rPr>
+                <w:b w:val="0"/>
+                <w:sz w:val="15"/>
               </w:rPr>
               <w:t>0.896 / 0.905</w:t>
             </w:r>
@@ -1771,14 +1772,14 @@
       <w:tr>
         <w:tc>
           <w:tcPr>
-            <w:tcW w:type="dxa" w:w="1080"/>
-          </w:tcPr>
-          <w:p>
-            <w:r/>
-            <w:r>
-              <w:rPr>
-                <w:b w:val="0"/>
-                <w:sz w:val="16"/>
+            <w:tcW w:type="dxa" w:w="893"/>
+          </w:tcPr>
+          <w:p>
+            <w:r/>
+            <w:r>
+              <w:rPr>
+                <w:b w:val="0"/>
+                <w:sz w:val="15"/>
               </w:rPr>
               <w:t>300</w:t>
             </w:r>
@@ -1786,14 +1787,14 @@
         </w:tc>
         <w:tc>
           <w:tcPr>
-            <w:tcW w:type="dxa" w:w="1008"/>
-          </w:tcPr>
-          <w:p>
-            <w:r/>
-            <w:r>
-              <w:rPr>
-                <w:b w:val="0"/>
-                <w:sz w:val="16"/>
+            <w:tcW w:type="dxa" w:w="835"/>
+          </w:tcPr>
+          <w:p>
+            <w:r/>
+            <w:r>
+              <w:rPr>
+                <w:b w:val="0"/>
+                <w:sz w:val="15"/>
               </w:rPr>
               <w:t>0.0032</w:t>
             </w:r>
@@ -1801,6 +1802,51 @@
         </w:tc>
         <w:tc>
           <w:tcPr>
+            <w:tcW w:type="dxa" w:w="605"/>
+          </w:tcPr>
+          <w:p>
+            <w:r/>
+            <w:r>
+              <w:rPr>
+                <w:b w:val="0"/>
+                <w:sz w:val="15"/>
+              </w:rPr>
+              <w:t>0.67</w:t>
+            </w:r>
+          </w:p>
+        </w:tc>
+        <w:tc>
+          <w:tcPr>
+            <w:tcW w:type="dxa" w:w="1469"/>
+          </w:tcPr>
+          <w:p>
+            <w:r/>
+            <w:r>
+              <w:rPr>
+                <w:b w:val="0"/>
+                <w:sz w:val="15"/>
+              </w:rPr>
+              <w:t>0.979 / 0.981</w:t>
+            </w:r>
+          </w:p>
+        </w:tc>
+        <w:tc>
+          <w:tcPr>
+            <w:tcW w:type="dxa" w:w="1296"/>
+          </w:tcPr>
+          <w:p>
+            <w:r/>
+            <w:r>
+              <w:rPr>
+                <w:b w:val="0"/>
+                <w:sz w:val="15"/>
+              </w:rPr>
+              <w:t>0.004 / 0.003</w:t>
+            </w:r>
+          </w:p>
+        </w:tc>
+        <w:tc>
+          <w:tcPr>
             <w:tcW w:type="dxa" w:w="720"/>
           </w:tcPr>
           <w:p>
@@ -1808,24 +1854,9 @@
             <w:r>
               <w:rPr>
                 <w:b w:val="0"/>
-                <w:sz w:val="16"/>
-              </w:rPr>
-              <w:t>0.67</w:t>
-            </w:r>
-          </w:p>
-        </w:tc>
-        <w:tc>
-          <w:tcPr>
-            <w:tcW w:type="dxa" w:w="1656"/>
-          </w:tcPr>
-          <w:p>
-            <w:r/>
-            <w:r>
-              <w:rPr>
-                <w:b w:val="0"/>
-                <w:sz w:val="16"/>
-              </w:rPr>
-              <w:t>0.979 / 0.981</w:t>
+                <w:sz w:val="15"/>
+              </w:rPr>
+              <w:t>0.029</w:t>
             </w:r>
           </w:p>
         </w:tc>
@@ -1838,37 +1869,7 @@
             <w:r>
               <w:rPr>
                 <w:b w:val="0"/>
-                <w:sz w:val="16"/>
-              </w:rPr>
-              <w:t>0.004 / 0.003</w:t>
-            </w:r>
-          </w:p>
-        </w:tc>
-        <w:tc>
-          <w:tcPr>
-            <w:tcW w:type="dxa" w:w="864"/>
-          </w:tcPr>
-          <w:p>
-            <w:r/>
-            <w:r>
-              <w:rPr>
-                <w:b w:val="0"/>
-                <w:sz w:val="16"/>
-              </w:rPr>
-              <w:t>0.029</w:t>
-            </w:r>
-          </w:p>
-        </w:tc>
-        <w:tc>
-          <w:tcPr>
-            <w:tcW w:type="dxa" w:w="1512"/>
-          </w:tcPr>
-          <w:p>
-            <w:r/>
-            <w:r>
-              <w:rPr>
-                <w:b w:val="0"/>
-                <w:sz w:val="16"/>
+                <w:sz w:val="15"/>
               </w:rPr>
               <w:t>0.901 / 0.907</w:t>
             </w:r>
@@ -1876,14 +1877,14 @@
         </w:tc>
         <w:tc>
           <w:tcPr>
-            <w:tcW w:type="dxa" w:w="1512"/>
-          </w:tcPr>
-          <w:p>
-            <w:r/>
-            <w:r>
-              <w:rPr>
-                <w:b w:val="0"/>
-                <w:sz w:val="16"/>
+            <w:tcW w:type="dxa" w:w="1440"/>
+          </w:tcPr>
+          <w:p>
+            <w:r/>
+            <w:r>
+              <w:rPr>
+                <w:b w:val="0"/>
+                <w:sz w:val="15"/>
               </w:rPr>
               <w:t>0.883 / 0.890</w:t>
             </w:r>
@@ -1893,14 +1894,14 @@
       <w:tr>
         <w:tc>
           <w:tcPr>
-            <w:tcW w:type="dxa" w:w="1080"/>
-          </w:tcPr>
-          <w:p>
-            <w:r/>
-            <w:r>
-              <w:rPr>
-                <w:b w:val="0"/>
-                <w:sz w:val="16"/>
+            <w:tcW w:type="dxa" w:w="893"/>
+          </w:tcPr>
+          <w:p>
+            <w:r/>
+            <w:r>
+              <w:rPr>
+                <w:b w:val="0"/>
+                <w:sz w:val="15"/>
               </w:rPr>
               <w:t>300</w:t>
             </w:r>
@@ -1908,14 +1909,14 @@
         </w:tc>
         <w:tc>
           <w:tcPr>
-            <w:tcW w:type="dxa" w:w="1008"/>
-          </w:tcPr>
-          <w:p>
-            <w:r/>
-            <w:r>
-              <w:rPr>
-                <w:b w:val="0"/>
-                <w:sz w:val="16"/>
+            <w:tcW w:type="dxa" w:w="835"/>
+          </w:tcPr>
+          <w:p>
+            <w:r/>
+            <w:r>
+              <w:rPr>
+                <w:b w:val="0"/>
+                <w:sz w:val="15"/>
               </w:rPr>
               <w:t>0.0032</w:t>
             </w:r>
@@ -1923,6 +1924,51 @@
         </w:tc>
         <w:tc>
           <w:tcPr>
+            <w:tcW w:type="dxa" w:w="605"/>
+          </w:tcPr>
+          <w:p>
+            <w:r/>
+            <w:r>
+              <w:rPr>
+                <w:b w:val="0"/>
+                <w:sz w:val="15"/>
+              </w:rPr>
+              <w:t>0.80</w:t>
+            </w:r>
+          </w:p>
+        </w:tc>
+        <w:tc>
+          <w:tcPr>
+            <w:tcW w:type="dxa" w:w="1469"/>
+          </w:tcPr>
+          <w:p>
+            <w:r/>
+            <w:r>
+              <w:rPr>
+                <w:b w:val="0"/>
+                <w:sz w:val="15"/>
+              </w:rPr>
+              <w:t>0.980 / 0.981</w:t>
+            </w:r>
+          </w:p>
+        </w:tc>
+        <w:tc>
+          <w:tcPr>
+            <w:tcW w:type="dxa" w:w="1296"/>
+          </w:tcPr>
+          <w:p>
+            <w:r/>
+            <w:r>
+              <w:rPr>
+                <w:b w:val="0"/>
+                <w:sz w:val="15"/>
+              </w:rPr>
+              <w:t>0.003 / 0.002</w:t>
+            </w:r>
+          </w:p>
+        </w:tc>
+        <w:tc>
+          <w:tcPr>
             <w:tcW w:type="dxa" w:w="720"/>
           </w:tcPr>
           <w:p>
@@ -1930,24 +1976,9 @@
             <w:r>
               <w:rPr>
                 <w:b w:val="0"/>
-                <w:sz w:val="16"/>
-              </w:rPr>
-              <w:t>0.80</w:t>
-            </w:r>
-          </w:p>
-        </w:tc>
-        <w:tc>
-          <w:tcPr>
-            <w:tcW w:type="dxa" w:w="1656"/>
-          </w:tcPr>
-          <w:p>
-            <w:r/>
-            <w:r>
-              <w:rPr>
-                <w:b w:val="0"/>
-                <w:sz w:val="16"/>
-              </w:rPr>
-              <w:t>0.980 / 0.981</w:t>
+                <w:sz w:val="15"/>
+              </w:rPr>
+              <w:t>0.029</w:t>
             </w:r>
           </w:p>
         </w:tc>
@@ -1960,37 +1991,7 @@
             <w:r>
               <w:rPr>
                 <w:b w:val="0"/>
-                <w:sz w:val="16"/>
-              </w:rPr>
-              <w:t>0.003 / 0.002</w:t>
-            </w:r>
-          </w:p>
-        </w:tc>
-        <w:tc>
-          <w:tcPr>
-            <w:tcW w:type="dxa" w:w="864"/>
-          </w:tcPr>
-          <w:p>
-            <w:r/>
-            <w:r>
-              <w:rPr>
-                <w:b w:val="0"/>
-                <w:sz w:val="16"/>
-              </w:rPr>
-              <w:t>0.029</w:t>
-            </w:r>
-          </w:p>
-        </w:tc>
-        <w:tc>
-          <w:tcPr>
-            <w:tcW w:type="dxa" w:w="1512"/>
-          </w:tcPr>
-          <w:p>
-            <w:r/>
-            <w:r>
-              <w:rPr>
-                <w:b w:val="0"/>
-                <w:sz w:val="16"/>
+                <w:sz w:val="15"/>
               </w:rPr>
               <w:t>0.896 / 0.903</w:t>
             </w:r>
@@ -1998,14 +1999,14 @@
         </w:tc>
         <w:tc>
           <w:tcPr>
-            <w:tcW w:type="dxa" w:w="1512"/>
-          </w:tcPr>
-          <w:p>
-            <w:r/>
-            <w:r>
-              <w:rPr>
-                <w:b w:val="0"/>
-                <w:sz w:val="16"/>
+            <w:tcW w:type="dxa" w:w="1440"/>
+          </w:tcPr>
+          <w:p>
+            <w:r/>
+            <w:r>
+              <w:rPr>
+                <w:b w:val="0"/>
+                <w:sz w:val="15"/>
               </w:rPr>
               <w:t>0.879 / 0.886</w:t>
             </w:r>
@@ -2015,14 +2016,14 @@
       <w:tr>
         <w:tc>
           <w:tcPr>
-            <w:tcW w:type="dxa" w:w="1080"/>
-          </w:tcPr>
-          <w:p>
-            <w:r/>
-            <w:r>
-              <w:rPr>
-                <w:b w:val="0"/>
-                <w:sz w:val="16"/>
+            <w:tcW w:type="dxa" w:w="893"/>
+          </w:tcPr>
+          <w:p>
+            <w:r/>
+            <w:r>
+              <w:rPr>
+                <w:b w:val="0"/>
+                <w:sz w:val="15"/>
               </w:rPr>
               <w:t>300</w:t>
             </w:r>
@@ -2030,14 +2031,14 @@
         </w:tc>
         <w:tc>
           <w:tcPr>
-            <w:tcW w:type="dxa" w:w="1008"/>
-          </w:tcPr>
-          <w:p>
-            <w:r/>
-            <w:r>
-              <w:rPr>
-                <w:b w:val="0"/>
-                <w:sz w:val="16"/>
+            <w:tcW w:type="dxa" w:w="835"/>
+          </w:tcPr>
+          <w:p>
+            <w:r/>
+            <w:r>
+              <w:rPr>
+                <w:b w:val="0"/>
+                <w:sz w:val="15"/>
               </w:rPr>
               <w:t>0.0032</w:t>
             </w:r>
@@ -2045,6 +2046,51 @@
         </w:tc>
         <w:tc>
           <w:tcPr>
+            <w:tcW w:type="dxa" w:w="605"/>
+          </w:tcPr>
+          <w:p>
+            <w:r/>
+            <w:r>
+              <w:rPr>
+                <w:b w:val="0"/>
+                <w:sz w:val="15"/>
+              </w:rPr>
+              <w:t>0.90</w:t>
+            </w:r>
+          </w:p>
+        </w:tc>
+        <w:tc>
+          <w:tcPr>
+            <w:tcW w:type="dxa" w:w="1469"/>
+          </w:tcPr>
+          <w:p>
+            <w:r/>
+            <w:r>
+              <w:rPr>
+                <w:b w:val="0"/>
+                <w:sz w:val="15"/>
+              </w:rPr>
+              <w:t>0.981 / 0.982</w:t>
+            </w:r>
+          </w:p>
+        </w:tc>
+        <w:tc>
+          <w:tcPr>
+            <w:tcW w:type="dxa" w:w="1296"/>
+          </w:tcPr>
+          <w:p>
+            <w:r/>
+            <w:r>
+              <w:rPr>
+                <w:b w:val="0"/>
+                <w:sz w:val="15"/>
+              </w:rPr>
+              <w:t>0.002 / 0.001</w:t>
+            </w:r>
+          </w:p>
+        </w:tc>
+        <w:tc>
+          <w:tcPr>
             <w:tcW w:type="dxa" w:w="720"/>
           </w:tcPr>
           <w:p>
@@ -2052,24 +2098,9 @@
             <w:r>
               <w:rPr>
                 <w:b w:val="0"/>
-                <w:sz w:val="16"/>
-              </w:rPr>
-              <w:t>0.90</w:t>
-            </w:r>
-          </w:p>
-        </w:tc>
-        <w:tc>
-          <w:tcPr>
-            <w:tcW w:type="dxa" w:w="1656"/>
-          </w:tcPr>
-          <w:p>
-            <w:r/>
-            <w:r>
-              <w:rPr>
-                <w:b w:val="0"/>
-                <w:sz w:val="16"/>
-              </w:rPr>
-              <w:t>0.981 / 0.982</w:t>
+                <w:sz w:val="15"/>
+              </w:rPr>
+              <w:t>0.029</w:t>
             </w:r>
           </w:p>
         </w:tc>
@@ -2082,37 +2113,7 @@
             <w:r>
               <w:rPr>
                 <w:b w:val="0"/>
-                <w:sz w:val="16"/>
-              </w:rPr>
-              <w:t>0.002 / 0.001</w:t>
-            </w:r>
-          </w:p>
-        </w:tc>
-        <w:tc>
-          <w:tcPr>
-            <w:tcW w:type="dxa" w:w="864"/>
-          </w:tcPr>
-          <w:p>
-            <w:r/>
-            <w:r>
-              <w:rPr>
-                <w:b w:val="0"/>
-                <w:sz w:val="16"/>
-              </w:rPr>
-              <w:t>0.029</w:t>
-            </w:r>
-          </w:p>
-        </w:tc>
-        <w:tc>
-          <w:tcPr>
-            <w:tcW w:type="dxa" w:w="1512"/>
-          </w:tcPr>
-          <w:p>
-            <w:r/>
-            <w:r>
-              <w:rPr>
-                <w:b w:val="0"/>
-                <w:sz w:val="16"/>
+                <w:sz w:val="15"/>
               </w:rPr>
               <w:t>0.893 / 0.900</w:t>
             </w:r>
@@ -2120,14 +2121,14 @@
         </w:tc>
         <w:tc>
           <w:tcPr>
-            <w:tcW w:type="dxa" w:w="1512"/>
-          </w:tcPr>
-          <w:p>
-            <w:r/>
-            <w:r>
-              <w:rPr>
-                <w:b w:val="0"/>
-                <w:sz w:val="16"/>
+            <w:tcW w:type="dxa" w:w="1440"/>
+          </w:tcPr>
+          <w:p>
+            <w:r/>
+            <w:r>
+              <w:rPr>
+                <w:b w:val="0"/>
+                <w:sz w:val="15"/>
               </w:rPr>
               <w:t>0.876 / 0.883</w:t>
             </w:r>
@@ -2137,14 +2138,14 @@
       <w:tr>
         <w:tc>
           <w:tcPr>
-            <w:tcW w:type="dxa" w:w="1080"/>
-          </w:tcPr>
-          <w:p>
-            <w:r/>
-            <w:r>
-              <w:rPr>
-                <w:b w:val="0"/>
-                <w:sz w:val="16"/>
+            <w:tcW w:type="dxa" w:w="893"/>
+          </w:tcPr>
+          <w:p>
+            <w:r/>
+            <w:r>
+              <w:rPr>
+                <w:b w:val="0"/>
+                <w:sz w:val="15"/>
               </w:rPr>
               <w:t>300</w:t>
             </w:r>
@@ -2152,14 +2153,14 @@
         </w:tc>
         <w:tc>
           <w:tcPr>
-            <w:tcW w:type="dxa" w:w="1008"/>
-          </w:tcPr>
-          <w:p>
-            <w:r/>
-            <w:r>
-              <w:rPr>
-                <w:b w:val="0"/>
-                <w:sz w:val="16"/>
+            <w:tcW w:type="dxa" w:w="835"/>
+          </w:tcPr>
+          <w:p>
+            <w:r/>
+            <w:r>
+              <w:rPr>
+                <w:b w:val="0"/>
+                <w:sz w:val="15"/>
               </w:rPr>
               <w:t>0.002</w:t>
             </w:r>
@@ -2167,6 +2168,51 @@
         </w:tc>
         <w:tc>
           <w:tcPr>
+            <w:tcW w:type="dxa" w:w="605"/>
+          </w:tcPr>
+          <w:p>
+            <w:r/>
+            <w:r>
+              <w:rPr>
+                <w:b w:val="0"/>
+                <w:sz w:val="15"/>
+              </w:rPr>
+              <w:t>0.67</w:t>
+            </w:r>
+          </w:p>
+        </w:tc>
+        <w:tc>
+          <w:tcPr>
+            <w:tcW w:type="dxa" w:w="1469"/>
+          </w:tcPr>
+          <w:p>
+            <w:r/>
+            <w:r>
+              <w:rPr>
+                <w:b w:val="0"/>
+                <w:sz w:val="15"/>
+              </w:rPr>
+              <w:t>0.983 / 0.984</w:t>
+            </w:r>
+          </w:p>
+        </w:tc>
+        <w:tc>
+          <w:tcPr>
+            <w:tcW w:type="dxa" w:w="1296"/>
+          </w:tcPr>
+          <w:p>
+            <w:r/>
+            <w:r>
+              <w:rPr>
+                <w:b w:val="0"/>
+                <w:sz w:val="15"/>
+              </w:rPr>
+              <w:t>0.004 / 0.003</w:t>
+            </w:r>
+          </w:p>
+        </w:tc>
+        <w:tc>
+          <w:tcPr>
             <w:tcW w:type="dxa" w:w="720"/>
           </w:tcPr>
           <w:p>
@@ -2174,24 +2220,9 @@
             <w:r>
               <w:rPr>
                 <w:b w:val="0"/>
-                <w:sz w:val="16"/>
-              </w:rPr>
-              <w:t>0.67</w:t>
-            </w:r>
-          </w:p>
-        </w:tc>
-        <w:tc>
-          <w:tcPr>
-            <w:tcW w:type="dxa" w:w="1656"/>
-          </w:tcPr>
-          <w:p>
-            <w:r/>
-            <w:r>
-              <w:rPr>
-                <w:b w:val="0"/>
-                <w:sz w:val="16"/>
-              </w:rPr>
-              <w:t>0.983 / 0.984</w:t>
+                <w:sz w:val="15"/>
+              </w:rPr>
+              <w:t>0.024</w:t>
             </w:r>
           </w:p>
         </w:tc>
@@ -2204,37 +2235,7 @@
             <w:r>
               <w:rPr>
                 <w:b w:val="0"/>
-                <w:sz w:val="16"/>
-              </w:rPr>
-              <w:t>0.004 / 0.003</w:t>
-            </w:r>
-          </w:p>
-        </w:tc>
-        <w:tc>
-          <w:tcPr>
-            <w:tcW w:type="dxa" w:w="864"/>
-          </w:tcPr>
-          <w:p>
-            <w:r/>
-            <w:r>
-              <w:rPr>
-                <w:b w:val="0"/>
-                <w:sz w:val="16"/>
-              </w:rPr>
-              <w:t>0.024</w:t>
-            </w:r>
-          </w:p>
-        </w:tc>
-        <w:tc>
-          <w:tcPr>
-            <w:tcW w:type="dxa" w:w="1512"/>
-          </w:tcPr>
-          <w:p>
-            <w:r/>
-            <w:r>
-              <w:rPr>
-                <w:b w:val="0"/>
-                <w:sz w:val="16"/>
+                <w:sz w:val="15"/>
               </w:rPr>
               <w:t>0.921 / 0.927</w:t>
             </w:r>
@@ -2242,14 +2243,14 @@
         </w:tc>
         <w:tc>
           <w:tcPr>
-            <w:tcW w:type="dxa" w:w="1512"/>
-          </w:tcPr>
-          <w:p>
-            <w:r/>
-            <w:r>
-              <w:rPr>
-                <w:b w:val="0"/>
-                <w:sz w:val="16"/>
+            <w:tcW w:type="dxa" w:w="1440"/>
+          </w:tcPr>
+          <w:p>
+            <w:r/>
+            <w:r>
+              <w:rPr>
+                <w:b w:val="0"/>
+                <w:sz w:val="15"/>
               </w:rPr>
               <w:t>0.905 / 0.912</w:t>
             </w:r>
@@ -2259,14 +2260,14 @@
       <w:tr>
         <w:tc>
           <w:tcPr>
-            <w:tcW w:type="dxa" w:w="1080"/>
-          </w:tcPr>
-          <w:p>
-            <w:r/>
-            <w:r>
-              <w:rPr>
-                <w:b w:val="0"/>
-                <w:sz w:val="16"/>
+            <w:tcW w:type="dxa" w:w="893"/>
+          </w:tcPr>
+          <w:p>
+            <w:r/>
+            <w:r>
+              <w:rPr>
+                <w:b w:val="0"/>
+                <w:sz w:val="15"/>
               </w:rPr>
               <w:t>300</w:t>
             </w:r>
@@ -2274,14 +2275,14 @@
         </w:tc>
         <w:tc>
           <w:tcPr>
-            <w:tcW w:type="dxa" w:w="1008"/>
-          </w:tcPr>
-          <w:p>
-            <w:r/>
-            <w:r>
-              <w:rPr>
-                <w:b w:val="0"/>
-                <w:sz w:val="16"/>
+            <w:tcW w:type="dxa" w:w="835"/>
+          </w:tcPr>
+          <w:p>
+            <w:r/>
+            <w:r>
+              <w:rPr>
+                <w:b w:val="0"/>
+                <w:sz w:val="15"/>
               </w:rPr>
               <w:t>0.002</w:t>
             </w:r>
@@ -2289,6 +2290,51 @@
         </w:tc>
         <w:tc>
           <w:tcPr>
+            <w:tcW w:type="dxa" w:w="605"/>
+          </w:tcPr>
+          <w:p>
+            <w:r/>
+            <w:r>
+              <w:rPr>
+                <w:b w:val="0"/>
+                <w:sz w:val="15"/>
+              </w:rPr>
+              <w:t>0.80</w:t>
+            </w:r>
+          </w:p>
+        </w:tc>
+        <w:tc>
+          <w:tcPr>
+            <w:tcW w:type="dxa" w:w="1469"/>
+          </w:tcPr>
+          <w:p>
+            <w:r/>
+            <w:r>
+              <w:rPr>
+                <w:b w:val="0"/>
+                <w:sz w:val="15"/>
+              </w:rPr>
+              <w:t>0.984 / 0.984</w:t>
+            </w:r>
+          </w:p>
+        </w:tc>
+        <w:tc>
+          <w:tcPr>
+            <w:tcW w:type="dxa" w:w="1296"/>
+          </w:tcPr>
+          <w:p>
+            <w:r/>
+            <w:r>
+              <w:rPr>
+                <w:b w:val="0"/>
+                <w:sz w:val="15"/>
+              </w:rPr>
+              <w:t>0.003 / 0.002</w:t>
+            </w:r>
+          </w:p>
+        </w:tc>
+        <w:tc>
+          <w:tcPr>
             <w:tcW w:type="dxa" w:w="720"/>
           </w:tcPr>
           <w:p>
@@ -2296,24 +2342,9 @@
             <w:r>
               <w:rPr>
                 <w:b w:val="0"/>
-                <w:sz w:val="16"/>
-              </w:rPr>
-              <w:t>0.80</w:t>
-            </w:r>
-          </w:p>
-        </w:tc>
-        <w:tc>
-          <w:tcPr>
-            <w:tcW w:type="dxa" w:w="1656"/>
-          </w:tcPr>
-          <w:p>
-            <w:r/>
-            <w:r>
-              <w:rPr>
-                <w:b w:val="0"/>
-                <w:sz w:val="16"/>
-              </w:rPr>
-              <w:t>0.984 / 0.984</w:t>
+                <w:sz w:val="15"/>
+              </w:rPr>
+              <w:t>0.024</w:t>
             </w:r>
           </w:p>
         </w:tc>
@@ -2326,37 +2357,7 @@
             <w:r>
               <w:rPr>
                 <w:b w:val="0"/>
-                <w:sz w:val="16"/>
-              </w:rPr>
-              <w:t>0.003 / 0.002</w:t>
-            </w:r>
-          </w:p>
-        </w:tc>
-        <w:tc>
-          <w:tcPr>
-            <w:tcW w:type="dxa" w:w="864"/>
-          </w:tcPr>
-          <w:p>
-            <w:r/>
-            <w:r>
-              <w:rPr>
-                <w:b w:val="0"/>
-                <w:sz w:val="16"/>
-              </w:rPr>
-              <w:t>0.024</w:t>
-            </w:r>
-          </w:p>
-        </w:tc>
-        <w:tc>
-          <w:tcPr>
-            <w:tcW w:type="dxa" w:w="1512"/>
-          </w:tcPr>
-          <w:p>
-            <w:r/>
-            <w:r>
-              <w:rPr>
-                <w:b w:val="0"/>
-                <w:sz w:val="16"/>
+                <w:sz w:val="15"/>
               </w:rPr>
               <w:t>0.918 / 0.924</w:t>
             </w:r>
@@ -2364,14 +2365,14 @@
         </w:tc>
         <w:tc>
           <w:tcPr>
-            <w:tcW w:type="dxa" w:w="1512"/>
-          </w:tcPr>
-          <w:p>
-            <w:r/>
-            <w:r>
-              <w:rPr>
-                <w:b w:val="0"/>
-                <w:sz w:val="16"/>
+            <w:tcW w:type="dxa" w:w="1440"/>
+          </w:tcPr>
+          <w:p>
+            <w:r/>
+            <w:r>
+              <w:rPr>
+                <w:b w:val="0"/>
+                <w:sz w:val="15"/>
               </w:rPr>
               <w:t>0.903 / 0.909</w:t>
             </w:r>
@@ -2381,14 +2382,14 @@
       <w:tr>
         <w:tc>
           <w:tcPr>
-            <w:tcW w:type="dxa" w:w="1080"/>
-          </w:tcPr>
-          <w:p>
-            <w:r/>
-            <w:r>
-              <w:rPr>
-                <w:b w:val="0"/>
-                <w:sz w:val="16"/>
+            <w:tcW w:type="dxa" w:w="893"/>
+          </w:tcPr>
+          <w:p>
+            <w:r/>
+            <w:r>
+              <w:rPr>
+                <w:b w:val="0"/>
+                <w:sz w:val="15"/>
               </w:rPr>
               <w:t>300</w:t>
             </w:r>
@@ -2396,14 +2397,14 @@
         </w:tc>
         <w:tc>
           <w:tcPr>
-            <w:tcW w:type="dxa" w:w="1008"/>
-          </w:tcPr>
-          <w:p>
-            <w:r/>
-            <w:r>
-              <w:rPr>
-                <w:b w:val="0"/>
-                <w:sz w:val="16"/>
+            <w:tcW w:type="dxa" w:w="835"/>
+          </w:tcPr>
+          <w:p>
+            <w:r/>
+            <w:r>
+              <w:rPr>
+                <w:b w:val="0"/>
+                <w:sz w:val="15"/>
               </w:rPr>
               <w:t>0.002</w:t>
             </w:r>
@@ -2411,6 +2412,51 @@
         </w:tc>
         <w:tc>
           <w:tcPr>
+            <w:tcW w:type="dxa" w:w="605"/>
+          </w:tcPr>
+          <w:p>
+            <w:r/>
+            <w:r>
+              <w:rPr>
+                <w:b w:val="0"/>
+                <w:sz w:val="15"/>
+              </w:rPr>
+              <w:t>0.90</w:t>
+            </w:r>
+          </w:p>
+        </w:tc>
+        <w:tc>
+          <w:tcPr>
+            <w:tcW w:type="dxa" w:w="1469"/>
+          </w:tcPr>
+          <w:p>
+            <w:r/>
+            <w:r>
+              <w:rPr>
+                <w:b w:val="0"/>
+                <w:sz w:val="15"/>
+              </w:rPr>
+              <w:t>0.984 / 0.985</w:t>
+            </w:r>
+          </w:p>
+        </w:tc>
+        <w:tc>
+          <w:tcPr>
+            <w:tcW w:type="dxa" w:w="1296"/>
+          </w:tcPr>
+          <w:p>
+            <w:r/>
+            <w:r>
+              <w:rPr>
+                <w:b w:val="0"/>
+                <w:sz w:val="15"/>
+              </w:rPr>
+              <w:t>0.002 / 0.001</w:t>
+            </w:r>
+          </w:p>
+        </w:tc>
+        <w:tc>
+          <w:tcPr>
             <w:tcW w:type="dxa" w:w="720"/>
           </w:tcPr>
           <w:p>
@@ -2418,24 +2464,9 @@
             <w:r>
               <w:rPr>
                 <w:b w:val="0"/>
-                <w:sz w:val="16"/>
-              </w:rPr>
-              <w:t>0.90</w:t>
-            </w:r>
-          </w:p>
-        </w:tc>
-        <w:tc>
-          <w:tcPr>
-            <w:tcW w:type="dxa" w:w="1656"/>
-          </w:tcPr>
-          <w:p>
-            <w:r/>
-            <w:r>
-              <w:rPr>
-                <w:b w:val="0"/>
-                <w:sz w:val="16"/>
-              </w:rPr>
-              <w:t>0.984 / 0.985</w:t>
+                <w:sz w:val="15"/>
+              </w:rPr>
+              <w:t>0.024</w:t>
             </w:r>
           </w:p>
         </w:tc>
@@ -2448,37 +2479,7 @@
             <w:r>
               <w:rPr>
                 <w:b w:val="0"/>
-                <w:sz w:val="16"/>
-              </w:rPr>
-              <w:t>0.002 / 0.001</w:t>
-            </w:r>
-          </w:p>
-        </w:tc>
-        <w:tc>
-          <w:tcPr>
-            <w:tcW w:type="dxa" w:w="864"/>
-          </w:tcPr>
-          <w:p>
-            <w:r/>
-            <w:r>
-              <w:rPr>
-                <w:b w:val="0"/>
-                <w:sz w:val="16"/>
-              </w:rPr>
-              <w:t>0.024</w:t>
-            </w:r>
-          </w:p>
-        </w:tc>
-        <w:tc>
-          <w:tcPr>
-            <w:tcW w:type="dxa" w:w="1512"/>
-          </w:tcPr>
-          <w:p>
-            <w:r/>
-            <w:r>
-              <w:rPr>
-                <w:b w:val="0"/>
-                <w:sz w:val="16"/>
+                <w:sz w:val="15"/>
               </w:rPr>
               <w:t>0.915 / 0.921</w:t>
             </w:r>
@@ -2486,14 +2487,14 @@
         </w:tc>
         <w:tc>
           <w:tcPr>
-            <w:tcW w:type="dxa" w:w="1512"/>
-          </w:tcPr>
-          <w:p>
-            <w:r/>
-            <w:r>
-              <w:rPr>
-                <w:b w:val="0"/>
-                <w:sz w:val="16"/>
+            <w:tcW w:type="dxa" w:w="1440"/>
+          </w:tcPr>
+          <w:p>
+            <w:r/>
+            <w:r>
+              <w:rPr>
+                <w:b w:val="0"/>
+                <w:sz w:val="15"/>
               </w:rPr>
               <w:t>0.901 / 0.907</w:t>
             </w:r>

--- a/manuscript/unityEQE_v25_ko.docx
+++ b/manuscript/unityEQE_v25_ko.docx
@@ -536,7 +536,7 @@
         <w:rPr>
           <w:b w:val="0"/>
         </w:rPr>
-        <w:t>설계 규칙 계산(그림 2, 3, 5(c), 5(d), 표 1)은 550 nm 단파장에서 PLQY = 1, 등방성 배향(horizontal dipole ratio Θ = 2/3; 그림 5(c)만 Θ 가변)으로 수행하였다. 그림 2, 3(a), 3(b), 5(c), 5(d)에서는 전하수송층과 발광층을 가시광선 대역에서 흡수가 없는 n = 1.8의 등방성 매질로, 그림 3(c)에서는 ETL만 이방성(n_o = 1.8, n_e 가변)으로 두었다. 그림 5(a), (b)는 실제 재료 스택 반사체 100 nm/B3PyMPM d_ETL/TCTA:B3PyMPM 25 nm(발광 위치 중앙)/TAPC d_HTL/ITO 50 nm/기판에 대해 ETL과 HTL 두께를 10–300 nm 범위에서 바꾸며 계산한 것으로, (a)는 Al 반사체와 n_sub = 1.5의 평면 기판, (b)는 Ag 반사체와 n_sub = 1.8 기판 위의 반구형 microlens array(n_MLA = 1.8, 급수 20항)이다. 파장은 400–700 nm(1 nm 간격)이며 Ir(ppy)₂acac의 발광 스펙트럼을 광자 수로 가중하였고, PLQY = 1, Θ = 2/3, 면내 파수 격자는 u = k_∥/(n_EML k₀) 기준 단위당 1,000점(최대 u = 3)이다. 그림 5(e)의 산란층은 기판과 굴절률이 정합된 무흡수 층으로, Henyey–Greenstein 위상함수(비대칭 인자 g = 0.5–1.0)와 산란 광학 두께 S = μ_s d = 1–15에 대해 BSDF를 몬테카를로 광선 추적(입사각 빈당 5×10⁴–10⁵ 광자)으로 생성하였다. 소자는 반사체(Ag 또는 Al) 100 nm/B3PyMPM 500 nm/TCTA 25 nm(발광 위치 중앙)/TCTA:B3PyMPM 10 nm/(TAPC 500 nm/HATCN 3 nm)×3/ITO 50 nm/기판(n = 1.8)이며, 400–800 nm(1 nm 간격)의 Ir(ppy)₂acac 발광 스펙트럼, PLQY = 0.98, Θ = 0.76으로 20회 왕복까지 급수를 합하여 EQE를 구하였다. 광학상수는 모든 계산에서 ITO만 König 등[21]이 보고한 값(refractiveindex.info; 550 nm에서 n = 1.864, k = 0.0032, 400–700 nm에서 n = 1.79–2.08)을 사용하였고, Al, IZO, 유기물, ZnS, LiF는 분광 타원측정(spectroscopic ellipsometry)으로 측정한 값을, Ag는 McPeak 등[24]의 값을 사용하였다. 그림 4의 소자 시뮬레이션에도 각 층의 실측 광학상수를 사용하였다. 표 1의 실제 재료 스택 계산은 각 층의 실측 광학상수(B3PyMPM과 TCTA:B3PyMPM, TAPC는 이방성 포함, 분산 포함)로 P_sub와 R_LED를 구하고, 그림 5와 같은 반구형 microlens array(n_MLA = 1.8)의 BSDF로 급수를 합하여 얻었으며, 550 nm 단파장 값과 400–700 nm 발광 스펙트럼을 광자 수로 가중한 값을 함께 제시하였다. 그림 2, 3, 5(c), 5(d)와 표 1에 쓴 Python 구현과 그림 4, 5(a), (b), (e)에 쓴 MATLAB 구현은 표 1의 스택에서 η_sub가 0.2%p, η_ext가 1%p 이내로 일치한다.</w:t>
+        <w:t>설계 규칙 계산(그림 2, 3, 5(c), 5(d), 표 1)은 550 nm 단파장에서 PLQY = 1, 등방성 배향(horizontal dipole ratio Θ = 2/3; 그림 5(c)만 Θ 가변)으로 수행하였다. 그림 2, 3(a), 3(b), 5(c), 5(d)에서는 전하수송층과 발광층을 가시광선 대역에서 흡수가 없는 n = 1.8의 등방성 매질로, 그림 3(c)에서는 ETL만 이방성(n_o = 1.8, n_e 가변)으로 두었다. 그림 5(a), (b)는 실제 재료 스택 반사체 100 nm/B3PyMPM d_ETL/TCTA:B3PyMPM 25 nm(발광 위치 중앙)/TAPC d_HTL/ITO 50 nm/기판에 대해 ETL과 HTL 두께를 10–300 nm 범위에서 바꾸며 계산한 것으로, (a)는 Al 반사체와 n_sub = 1.5의 평면 기판, (b)는 Ag 반사체와 n_sub = 1.8 기판 위의 반구형 microlens array(n_MLA = 1.8, 급수 20항)이다. 파장은 400–700 nm(1 nm 간격)이며 Ir(ppy)₂acac의 발광 스펙트럼을 광자 수로 가중하였고, PLQY = 1, Θ = 2/3이며, 발광층 파수로 정규화한 면내 파수는 발광층 파수의 3배까지 단위당 1,000점(총 3,000점)으로 샘플링하였다. 그림 5(e)의 산란층은 기판과 굴절률이 정합된 무흡수 층으로, Henyey–Greenstein 위상함수(비대칭 인자 g = 0.5–1.0)와 산란 광학 두께 S = μ_s d = 1–15에 대해 BSDF를 몬테카를로 광선 추적(입사각 빈당 5×10⁴–10⁵ 광자)으로 생성하였다. 소자는 반사체(Ag 또는 Al) 100 nm/B3PyMPM 500 nm/TCTA 25 nm(발광 위치 중앙)/TCTA:B3PyMPM 10 nm/(TAPC 500 nm/HATCN 3 nm)×3/ITO 50 nm/기판(n = 1.8)이며, 400–800 nm(1 nm 간격)의 Ir(ppy)₂acac 발광 스펙트럼, PLQY = 0.98, Θ = 0.76으로 20회 왕복까지 급수를 합하여 EQE를 구하였다. 광학상수는 모든 계산에서 ITO만 König 등[21]이 보고한 값(refractiveindex.info; 550 nm에서 n = 1.864, k = 0.0032, 400–700 nm에서 n = 1.79–2.08)을 사용하였고, Al, IZO, 유기물, ZnS, LiF는 분광 타원측정(spectroscopic ellipsometry)으로 측정한 값을, Ag는 McPeak 등[24]의 값을 사용하였다. 그림 4의 소자 시뮬레이션에도 각 층의 실측 광학상수를 사용하였다. 표 1의 실제 재료 스택 계산은 각 층의 실측 광학상수(B3PyMPM과 TCTA:B3PyMPM, TAPC는 이방성 포함, 분산 포함)로 P_sub와 R_LED를 구하고, 그림 5와 같은 반구형 microlens array(n_MLA = 1.8)의 BSDF로 급수를 합하여 얻었으며, 550 nm 단파장 값과 400–700 nm 발광 스펙트럼을 광자 수로 가중한 값을 함께 제시하였다. 그림 2, 3, 5(c), 5(d)와 표 1에 쓴 Python 구현과 그림 4, 5(a), (b), (e)에 쓴 MATLAB 구현은 표 1의 스택에서 η_sub가 0.2%p, η_ext가 1%p 이내로 일치한다.</w:t>
       </w:r>
     </w:p>
     <w:p/>
